--- a/reports/zashit-informatsi.docx
+++ b/reports/zashit-informatsi.docx
@@ -1119,12 +1119,6 @@
             <w:insideH w:val="single" w:color="auto" w:sz="4" w:space="0"/>
             <w:insideV w:val="none" w:color="auto" w:sz="0" w:space="0"/>
           </w:tblBorders>
-          <w:tblCellMar>
-            <w:top w:w="0" w:type="dxa"/>
-            <w:left w:w="108" w:type="dxa"/>
-            <w:bottom w:w="0" w:type="dxa"/>
-            <w:right w:w="108" w:type="dxa"/>
-          </w:tblCellMar>
         </w:tblPrEx>
         <w:tc>
           <w:tcPr>
@@ -1638,8 +1632,22 @@
     </w:p>
     <w:p>
       <w:pPr>
+        <w:keepNext w:val="0"/>
+        <w:keepLines w:val="0"/>
+        <w:pageBreakBefore w:val="0"/>
+        <w:widowControl/>
+        <w:kinsoku/>
+        <w:wordWrap/>
+        <w:overflowPunct/>
+        <w:topLinePunct w:val="0"/>
+        <w:autoSpaceDE/>
+        <w:autoSpaceDN/>
+        <w:bidi w:val="0"/>
+        <w:adjustRightInd/>
+        <w:snapToGrid/>
         <w:spacing w:line="360" w:lineRule="auto"/>
-        <w:jc w:val="both"/>
+        <w:jc w:val="center"/>
+        <w:textAlignment w:val="auto"/>
         <w:rPr>
           <w:rFonts w:hint="default" w:ascii="Times New Roman" w:hAnsi="Times New Roman" w:cs="Times New Roman"/>
           <w:b/>
@@ -1658,13 +1666,28 @@
           <w:szCs w:val="28"/>
           <w:lang w:val="en-US"/>
         </w:rPr>
-        <w:t>Задание 1: Сравнение Доктрин информационной безопасности РФ (2000 и 2016 гг.)</w:t>
+        <w:t>ВВЕДЕНИЕ</w:t>
       </w:r>
     </w:p>
     <w:p>
       <w:pPr>
+        <w:keepNext w:val="0"/>
+        <w:keepLines w:val="0"/>
+        <w:pageBreakBefore w:val="0"/>
+        <w:widowControl/>
+        <w:kinsoku/>
+        <w:wordWrap/>
+        <w:overflowPunct/>
+        <w:topLinePunct w:val="0"/>
+        <w:autoSpaceDE/>
+        <w:autoSpaceDN/>
+        <w:bidi w:val="0"/>
+        <w:adjustRightInd/>
+        <w:snapToGrid/>
         <w:spacing w:line="360" w:lineRule="auto"/>
-        <w:jc w:val="center"/>
+        <w:ind w:firstLine="708" w:firstLineChars="0"/>
+        <w:jc w:val="both"/>
+        <w:textAlignment w:val="auto"/>
         <w:rPr>
           <w:rFonts w:hint="default" w:ascii="Times New Roman" w:hAnsi="Times New Roman" w:cs="Times New Roman"/>
           <w:b w:val="0"/>
@@ -1677,20 +1700,58 @@
       <w:r>
         <w:rPr>
           <w:rFonts w:hint="default" w:ascii="Times New Roman" w:hAnsi="Times New Roman" w:cs="Times New Roman"/>
-          <w:b/>
-          <w:bCs/>
-          <w:sz w:val="28"/>
-          <w:szCs w:val="28"/>
-          <w:lang w:val="en-US"/>
-        </w:rPr>
-        <w:t>Введение</w:t>
+          <w:b w:val="0"/>
+          <w:bCs w:val="0"/>
+          <w:sz w:val="28"/>
+          <w:szCs w:val="28"/>
+          <w:lang w:val="en-US"/>
+        </w:rPr>
+        <w:t xml:space="preserve">Доктрина информационной безопасности Российской Федерации (далее – Доктрина ИБ) является основополагающим документом стратегического планирования. В соответствии с лекционным материалом, именно в ней определяются стратегические цели и способы обеспечения </w:t>
+      </w:r>
+      <w:r>
+        <w:rPr>
+          <w:rFonts w:hint="default" w:ascii="Times New Roman" w:hAnsi="Times New Roman" w:cs="Times New Roman"/>
+          <w:b w:val="0"/>
+          <w:bCs w:val="0"/>
+          <w:i/>
+          <w:iCs/>
+          <w:sz w:val="28"/>
+          <w:szCs w:val="28"/>
+          <w:lang w:val="en-US"/>
+        </w:rPr>
+        <w:t xml:space="preserve">информационной безопасности (ИБ) </w:t>
+      </w:r>
+      <w:r>
+        <w:rPr>
+          <w:rFonts w:hint="default" w:ascii="Times New Roman" w:hAnsi="Times New Roman" w:cs="Times New Roman"/>
+          <w:b w:val="0"/>
+          <w:bCs w:val="0"/>
+          <w:sz w:val="28"/>
+          <w:szCs w:val="28"/>
+          <w:lang w:val="en-US"/>
+        </w:rPr>
+        <w:t>с учетом национальных интересов, а также дается определение силам и средствам ИБ РФ.</w:t>
       </w:r>
     </w:p>
     <w:p>
       <w:pPr>
+        <w:keepNext w:val="0"/>
+        <w:keepLines w:val="0"/>
+        <w:pageBreakBefore w:val="0"/>
+        <w:widowControl/>
+        <w:kinsoku/>
+        <w:wordWrap/>
+        <w:overflowPunct/>
+        <w:topLinePunct w:val="0"/>
+        <w:autoSpaceDE/>
+        <w:autoSpaceDN/>
+        <w:bidi w:val="0"/>
+        <w:adjustRightInd/>
+        <w:snapToGrid/>
         <w:spacing w:line="360" w:lineRule="auto"/>
         <w:ind w:firstLine="708" w:firstLineChars="0"/>
         <w:jc w:val="both"/>
+        <w:textAlignment w:val="auto"/>
         <w:rPr>
           <w:rFonts w:hint="default" w:ascii="Times New Roman" w:hAnsi="Times New Roman" w:cs="Times New Roman"/>
           <w:b w:val="0"/>
@@ -1709,7 +1770,703 @@
           <w:szCs w:val="28"/>
           <w:lang w:val="en-US"/>
         </w:rPr>
-        <w:t>Доктрина информационной безопасности представляет собой основополагающий документ стратегического планирования, определяющий официальную позицию государства по защите национальных интересов в информационной сфере. Сравнение редакций 2000 и 2016 годов позволяет проследить эволюцию подходов Рос</w:t>
+        <w:t>Сравнение редакций 2000 и 2016 годов, проведенное в рамках настоящей лабораторной работы, позволяет проследить эволюцию государственной политики от концептуального осмысления проблем (2000 г.) к комплексной системе стратегического реагирования на вызовы и угрозы в условиях глобального информационного противоборства (2016 г.).</w:t>
+      </w:r>
+    </w:p>
+    <w:p>
+      <w:pPr>
+        <w:keepNext w:val="0"/>
+        <w:keepLines w:val="0"/>
+        <w:pageBreakBefore w:val="0"/>
+        <w:widowControl/>
+        <w:kinsoku/>
+        <w:wordWrap/>
+        <w:overflowPunct/>
+        <w:topLinePunct w:val="0"/>
+        <w:autoSpaceDE/>
+        <w:autoSpaceDN/>
+        <w:bidi w:val="0"/>
+        <w:adjustRightInd/>
+        <w:snapToGrid/>
+        <w:spacing w:line="360" w:lineRule="auto"/>
+        <w:ind w:firstLine="708" w:firstLineChars="0"/>
+        <w:jc w:val="center"/>
+        <w:textAlignment w:val="auto"/>
+        <w:rPr>
+          <w:rFonts w:hint="default" w:ascii="Times New Roman" w:hAnsi="Times New Roman" w:cs="Times New Roman"/>
+          <w:b/>
+          <w:bCs/>
+          <w:sz w:val="28"/>
+          <w:szCs w:val="28"/>
+          <w:lang w:val="en-US"/>
+        </w:rPr>
+      </w:pPr>
+      <w:r>
+        <w:rPr>
+          <w:rFonts w:hint="default" w:ascii="Times New Roman" w:hAnsi="Times New Roman" w:cs="Times New Roman"/>
+          <w:b/>
+          <w:bCs/>
+          <w:sz w:val="28"/>
+          <w:szCs w:val="28"/>
+          <w:lang w:val="en-US"/>
+        </w:rPr>
+        <w:t>1 СРАВНИТЕЛЬНЫЙ АНАЛИЗ НАЗНАЧЕНИЯ И ЦЕЛЕЙ ДОКТРИН</w:t>
+      </w:r>
+    </w:p>
+    <w:p>
+      <w:pPr>
+        <w:keepNext w:val="0"/>
+        <w:keepLines w:val="0"/>
+        <w:pageBreakBefore w:val="0"/>
+        <w:widowControl/>
+        <w:kinsoku/>
+        <w:wordWrap/>
+        <w:overflowPunct/>
+        <w:topLinePunct w:val="0"/>
+        <w:autoSpaceDE/>
+        <w:autoSpaceDN/>
+        <w:bidi w:val="0"/>
+        <w:adjustRightInd/>
+        <w:snapToGrid/>
+        <w:spacing w:line="360" w:lineRule="auto"/>
+        <w:ind w:firstLine="708" w:firstLineChars="0"/>
+        <w:jc w:val="both"/>
+        <w:textAlignment w:val="auto"/>
+        <w:rPr>
+          <w:rFonts w:hint="default" w:ascii="Times New Roman" w:hAnsi="Times New Roman" w:cs="Times New Roman"/>
+          <w:b w:val="0"/>
+          <w:bCs w:val="0"/>
+          <w:sz w:val="28"/>
+          <w:szCs w:val="28"/>
+          <w:lang w:val="en-US"/>
+        </w:rPr>
+      </w:pPr>
+      <w:r>
+        <w:rPr>
+          <w:rFonts w:hint="default" w:ascii="Times New Roman" w:hAnsi="Times New Roman" w:cs="Times New Roman"/>
+          <w:b/>
+          <w:bCs/>
+          <w:sz w:val="28"/>
+          <w:szCs w:val="28"/>
+          <w:lang w:val="en-US"/>
+        </w:rPr>
+        <w:t>Доктрина 2000 года</w:t>
+      </w:r>
+      <w:r>
+        <w:rPr>
+          <w:rFonts w:hint="default" w:ascii="Times New Roman" w:hAnsi="Times New Roman" w:cs="Times New Roman"/>
+          <w:b w:val="0"/>
+          <w:bCs w:val="0"/>
+          <w:sz w:val="28"/>
+          <w:szCs w:val="28"/>
+          <w:lang w:val="en-US"/>
+        </w:rPr>
+        <w:t xml:space="preserve"> носила преимущественно </w:t>
+      </w:r>
+      <w:r>
+        <w:rPr>
+          <w:rFonts w:hint="default" w:ascii="Times New Roman" w:hAnsi="Times New Roman" w:cs="Times New Roman"/>
+          <w:b w:val="0"/>
+          <w:bCs w:val="0"/>
+          <w:i/>
+          <w:iCs/>
+          <w:sz w:val="28"/>
+          <w:szCs w:val="28"/>
+          <w:lang w:val="en-US"/>
+        </w:rPr>
+        <w:t>концептуальный характер</w:t>
+      </w:r>
+      <w:r>
+        <w:rPr>
+          <w:rFonts w:hint="default" w:ascii="Times New Roman" w:hAnsi="Times New Roman" w:cs="Times New Roman"/>
+          <w:b w:val="0"/>
+          <w:bCs w:val="0"/>
+          <w:sz w:val="28"/>
+          <w:szCs w:val="28"/>
+          <w:lang w:val="en-US"/>
+        </w:rPr>
+        <w:t>. Ее главной целью было создание фундаментальной основы для формирования государственной политики в информационной сфере. На момент принятия документа российское законодательство в области ИБ только формировалось, и Доктрина фиксировала его противоречивость, ставя задачу по дальнейшему совершенствованию правовых, методологических и организационных механизмов защиты информации (ЗИ).</w:t>
+      </w:r>
+    </w:p>
+    <w:p>
+      <w:pPr>
+        <w:keepNext w:val="0"/>
+        <w:keepLines w:val="0"/>
+        <w:pageBreakBefore w:val="0"/>
+        <w:widowControl/>
+        <w:kinsoku/>
+        <w:wordWrap/>
+        <w:overflowPunct/>
+        <w:topLinePunct w:val="0"/>
+        <w:autoSpaceDE/>
+        <w:autoSpaceDN/>
+        <w:bidi w:val="0"/>
+        <w:adjustRightInd/>
+        <w:snapToGrid/>
+        <w:spacing w:line="360" w:lineRule="auto"/>
+        <w:ind w:firstLine="708" w:firstLineChars="0"/>
+        <w:jc w:val="both"/>
+        <w:textAlignment w:val="auto"/>
+        <w:rPr>
+          <w:rFonts w:hint="default" w:ascii="Times New Roman" w:hAnsi="Times New Roman" w:cs="Times New Roman"/>
+          <w:b w:val="0"/>
+          <w:bCs w:val="0"/>
+          <w:sz w:val="28"/>
+          <w:szCs w:val="28"/>
+          <w:lang w:val="en-US"/>
+        </w:rPr>
+      </w:pPr>
+      <w:r>
+        <w:rPr>
+          <w:rFonts w:hint="default" w:ascii="Times New Roman" w:hAnsi="Times New Roman" w:cs="Times New Roman"/>
+          <w:b/>
+          <w:bCs/>
+          <w:sz w:val="28"/>
+          <w:szCs w:val="28"/>
+          <w:lang w:val="en-US"/>
+        </w:rPr>
+        <w:t>Доктрина 2016 года</w:t>
+      </w:r>
+      <w:r>
+        <w:rPr>
+          <w:rFonts w:hint="default" w:ascii="Times New Roman" w:hAnsi="Times New Roman" w:cs="Times New Roman"/>
+          <w:b w:val="0"/>
+          <w:bCs w:val="0"/>
+          <w:sz w:val="28"/>
+          <w:szCs w:val="28"/>
+          <w:lang w:val="en-US"/>
+        </w:rPr>
+        <w:t xml:space="preserve"> (Указ Президента № 646) представляет собой документ </w:t>
+      </w:r>
+      <w:r>
+        <w:rPr>
+          <w:rFonts w:hint="default" w:ascii="Times New Roman" w:hAnsi="Times New Roman" w:cs="Times New Roman"/>
+          <w:b w:val="0"/>
+          <w:bCs w:val="0"/>
+          <w:i/>
+          <w:iCs/>
+          <w:sz w:val="28"/>
+          <w:szCs w:val="28"/>
+          <w:lang w:val="en-US"/>
+        </w:rPr>
+        <w:t>стратегического планирования</w:t>
+      </w:r>
+      <w:r>
+        <w:rPr>
+          <w:rFonts w:hint="default" w:ascii="Times New Roman" w:hAnsi="Times New Roman" w:cs="Times New Roman"/>
+          <w:b w:val="0"/>
+          <w:bCs w:val="0"/>
+          <w:sz w:val="28"/>
+          <w:szCs w:val="28"/>
+          <w:lang w:val="en-US"/>
+        </w:rPr>
+        <w:t xml:space="preserve"> принципиально иного уровня. Она развивает положения Стратегии национальной безопасности РФ 2015 года. Ее цели сформулированы конкретно:</w:t>
+      </w:r>
+    </w:p>
+    <w:p>
+      <w:pPr>
+        <w:keepNext w:val="0"/>
+        <w:keepLines w:val="0"/>
+        <w:pageBreakBefore w:val="0"/>
+        <w:widowControl/>
+        <w:numPr>
+          <w:ilvl w:val="0"/>
+          <w:numId w:val="11"/>
+        </w:numPr>
+        <w:kinsoku/>
+        <w:wordWrap/>
+        <w:overflowPunct/>
+        <w:topLinePunct w:val="0"/>
+        <w:autoSpaceDE/>
+        <w:autoSpaceDN/>
+        <w:bidi w:val="0"/>
+        <w:adjustRightInd/>
+        <w:snapToGrid/>
+        <w:spacing w:line="360" w:lineRule="auto"/>
+        <w:ind w:left="825" w:leftChars="0" w:hanging="425" w:firstLineChars="0"/>
+        <w:jc w:val="both"/>
+        <w:textAlignment w:val="auto"/>
+        <w:rPr>
+          <w:rFonts w:hint="default" w:ascii="Times New Roman" w:hAnsi="Times New Roman" w:cs="Times New Roman"/>
+          <w:b w:val="0"/>
+          <w:bCs w:val="0"/>
+          <w:sz w:val="28"/>
+          <w:szCs w:val="28"/>
+          <w:lang w:val="en-US"/>
+        </w:rPr>
+      </w:pPr>
+      <w:r>
+        <w:rPr>
+          <w:rFonts w:hint="default" w:ascii="Times New Roman" w:hAnsi="Times New Roman" w:cs="Times New Roman"/>
+          <w:b w:val="0"/>
+          <w:bCs w:val="0"/>
+          <w:sz w:val="28"/>
+          <w:szCs w:val="28"/>
+          <w:lang w:val="en-US"/>
+        </w:rPr>
+        <w:t>Определение стратегических целей и основных направлений обеспечения ИБ.</w:t>
+      </w:r>
+    </w:p>
+    <w:p>
+      <w:pPr>
+        <w:keepNext w:val="0"/>
+        <w:keepLines w:val="0"/>
+        <w:pageBreakBefore w:val="0"/>
+        <w:widowControl/>
+        <w:numPr>
+          <w:ilvl w:val="0"/>
+          <w:numId w:val="11"/>
+        </w:numPr>
+        <w:kinsoku/>
+        <w:wordWrap/>
+        <w:overflowPunct/>
+        <w:topLinePunct w:val="0"/>
+        <w:autoSpaceDE/>
+        <w:autoSpaceDN/>
+        <w:bidi w:val="0"/>
+        <w:adjustRightInd/>
+        <w:snapToGrid/>
+        <w:spacing w:line="360" w:lineRule="auto"/>
+        <w:ind w:left="825" w:leftChars="0" w:hanging="425" w:firstLineChars="0"/>
+        <w:jc w:val="both"/>
+        <w:textAlignment w:val="auto"/>
+        <w:rPr>
+          <w:rFonts w:hint="default" w:ascii="Times New Roman" w:hAnsi="Times New Roman" w:cs="Times New Roman"/>
+          <w:b w:val="0"/>
+          <w:bCs w:val="0"/>
+          <w:sz w:val="28"/>
+          <w:szCs w:val="28"/>
+          <w:lang w:val="en-US"/>
+        </w:rPr>
+      </w:pPr>
+      <w:r>
+        <w:rPr>
+          <w:rFonts w:hint="default" w:ascii="Times New Roman" w:hAnsi="Times New Roman" w:cs="Times New Roman"/>
+          <w:b w:val="0"/>
+          <w:bCs w:val="0"/>
+          <w:sz w:val="28"/>
+          <w:szCs w:val="28"/>
+          <w:lang w:val="en-US"/>
+        </w:rPr>
+        <w:t>Служение основой для формирования государственной политики в области ИБ.</w:t>
+      </w:r>
+    </w:p>
+    <w:p>
+      <w:pPr>
+        <w:keepNext w:val="0"/>
+        <w:keepLines w:val="0"/>
+        <w:pageBreakBefore w:val="0"/>
+        <w:widowControl/>
+        <w:numPr>
+          <w:ilvl w:val="0"/>
+          <w:numId w:val="11"/>
+        </w:numPr>
+        <w:kinsoku/>
+        <w:wordWrap/>
+        <w:overflowPunct/>
+        <w:topLinePunct w:val="0"/>
+        <w:autoSpaceDE/>
+        <w:autoSpaceDN/>
+        <w:bidi w:val="0"/>
+        <w:adjustRightInd/>
+        <w:snapToGrid/>
+        <w:spacing w:line="360" w:lineRule="auto"/>
+        <w:ind w:left="825" w:leftChars="0" w:hanging="425" w:firstLineChars="0"/>
+        <w:jc w:val="both"/>
+        <w:textAlignment w:val="auto"/>
+        <w:rPr>
+          <w:rFonts w:hint="default" w:ascii="Times New Roman" w:hAnsi="Times New Roman" w:cs="Times New Roman"/>
+          <w:b w:val="0"/>
+          <w:bCs w:val="0"/>
+          <w:sz w:val="28"/>
+          <w:szCs w:val="28"/>
+          <w:lang w:val="en-US"/>
+        </w:rPr>
+      </w:pPr>
+      <w:r>
+        <w:rPr>
+          <w:rFonts w:hint="default" w:ascii="Times New Roman" w:hAnsi="Times New Roman" w:cs="Times New Roman"/>
+          <w:b w:val="0"/>
+          <w:bCs w:val="0"/>
+          <w:sz w:val="28"/>
+          <w:szCs w:val="28"/>
+          <w:lang w:val="en-US"/>
+        </w:rPr>
+        <w:t>Обеспечение комплексного совершенствования системы ИБ на основе глубокого анализа **актуальных угроз** (включая информационно-психологические).</w:t>
+      </w:r>
+    </w:p>
+    <w:p>
+      <w:pPr>
+        <w:keepNext w:val="0"/>
+        <w:keepLines w:val="0"/>
+        <w:pageBreakBefore w:val="0"/>
+        <w:widowControl/>
+        <w:kinsoku/>
+        <w:wordWrap/>
+        <w:overflowPunct/>
+        <w:topLinePunct w:val="0"/>
+        <w:autoSpaceDE/>
+        <w:autoSpaceDN/>
+        <w:bidi w:val="0"/>
+        <w:adjustRightInd/>
+        <w:snapToGrid/>
+        <w:spacing w:line="360" w:lineRule="auto"/>
+        <w:ind w:firstLine="708" w:firstLineChars="0"/>
+        <w:jc w:val="both"/>
+        <w:textAlignment w:val="auto"/>
+        <w:rPr>
+          <w:rFonts w:hint="default" w:ascii="Times New Roman" w:hAnsi="Times New Roman" w:cs="Times New Roman"/>
+          <w:b w:val="0"/>
+          <w:bCs w:val="0"/>
+          <w:sz w:val="28"/>
+          <w:szCs w:val="28"/>
+          <w:lang w:val="en-US"/>
+        </w:rPr>
+      </w:pPr>
+      <w:r>
+        <w:rPr>
+          <w:rFonts w:hint="default" w:ascii="Times New Roman" w:hAnsi="Times New Roman" w:cs="Times New Roman"/>
+          <w:b/>
+          <w:bCs/>
+          <w:sz w:val="28"/>
+          <w:szCs w:val="28"/>
+          <w:lang w:val="en-US"/>
+        </w:rPr>
+        <w:t>Ключевое различие</w:t>
+      </w:r>
+      <w:r>
+        <w:rPr>
+          <w:rFonts w:hint="default" w:ascii="Times New Roman" w:hAnsi="Times New Roman" w:cs="Times New Roman"/>
+          <w:b w:val="0"/>
+          <w:bCs w:val="0"/>
+          <w:sz w:val="28"/>
+          <w:szCs w:val="28"/>
+          <w:lang w:val="en-US"/>
+        </w:rPr>
+        <w:t xml:space="preserve">: Доктрина 2000 г. была нацелена на </w:t>
+      </w:r>
+      <w:r>
+        <w:rPr>
+          <w:rFonts w:hint="default" w:ascii="Times New Roman" w:hAnsi="Times New Roman" w:cs="Times New Roman"/>
+          <w:b w:val="0"/>
+          <w:bCs w:val="0"/>
+          <w:i/>
+          <w:iCs/>
+          <w:sz w:val="28"/>
+          <w:szCs w:val="28"/>
+          <w:lang w:val="en-US"/>
+        </w:rPr>
+        <w:t>создание базиса</w:t>
+      </w:r>
+      <w:r>
+        <w:rPr>
+          <w:rFonts w:hint="default" w:ascii="Times New Roman" w:hAnsi="Times New Roman" w:cs="Times New Roman"/>
+          <w:b w:val="0"/>
+          <w:bCs w:val="0"/>
+          <w:sz w:val="28"/>
+          <w:szCs w:val="28"/>
+          <w:lang w:val="en-US"/>
+        </w:rPr>
+        <w:t xml:space="preserve">, а Доктрина 2016 г. – на </w:t>
+      </w:r>
+      <w:r>
+        <w:rPr>
+          <w:rFonts w:hint="default" w:ascii="Times New Roman" w:hAnsi="Times New Roman" w:cs="Times New Roman"/>
+          <w:b w:val="0"/>
+          <w:bCs w:val="0"/>
+          <w:i/>
+          <w:iCs/>
+          <w:sz w:val="28"/>
+          <w:szCs w:val="28"/>
+          <w:lang w:val="en-US"/>
+        </w:rPr>
+        <w:t>стратегическое реагирование</w:t>
+      </w:r>
+      <w:r>
+        <w:rPr>
+          <w:rFonts w:hint="default" w:ascii="Times New Roman" w:hAnsi="Times New Roman" w:cs="Times New Roman"/>
+          <w:b w:val="0"/>
+          <w:bCs w:val="0"/>
+          <w:sz w:val="28"/>
+          <w:szCs w:val="28"/>
+          <w:lang w:val="en-US"/>
+        </w:rPr>
+        <w:t xml:space="preserve"> на вызовы, ставя во главу угла защиту </w:t>
+      </w:r>
+      <w:r>
+        <w:rPr>
+          <w:rFonts w:hint="default" w:ascii="Times New Roman" w:hAnsi="Times New Roman" w:cs="Times New Roman"/>
+          <w:b w:val="0"/>
+          <w:bCs w:val="0"/>
+          <w:i/>
+          <w:iCs/>
+          <w:sz w:val="28"/>
+          <w:szCs w:val="28"/>
+          <w:lang w:val="en-US"/>
+        </w:rPr>
+        <w:t>информационного суверенитета</w:t>
+      </w:r>
+      <w:r>
+        <w:rPr>
+          <w:rFonts w:hint="default" w:ascii="Times New Roman" w:hAnsi="Times New Roman" w:cs="Times New Roman"/>
+          <w:b w:val="0"/>
+          <w:bCs w:val="0"/>
+          <w:sz w:val="28"/>
+          <w:szCs w:val="28"/>
+          <w:lang w:val="en-US"/>
+        </w:rPr>
+        <w:t xml:space="preserve"> РФ.</w:t>
+      </w:r>
+    </w:p>
+    <w:p>
+      <w:pPr>
+        <w:keepNext w:val="0"/>
+        <w:keepLines w:val="0"/>
+        <w:pageBreakBefore w:val="0"/>
+        <w:widowControl/>
+        <w:kinsoku/>
+        <w:wordWrap/>
+        <w:overflowPunct/>
+        <w:topLinePunct w:val="0"/>
+        <w:autoSpaceDE/>
+        <w:autoSpaceDN/>
+        <w:bidi w:val="0"/>
+        <w:adjustRightInd/>
+        <w:snapToGrid/>
+        <w:spacing w:line="360" w:lineRule="auto"/>
+        <w:jc w:val="center"/>
+        <w:textAlignment w:val="auto"/>
+        <w:rPr>
+          <w:rFonts w:hint="default" w:ascii="Times New Roman" w:hAnsi="Times New Roman" w:cs="Times New Roman"/>
+          <w:b w:val="0"/>
+          <w:bCs w:val="0"/>
+          <w:sz w:val="28"/>
+          <w:szCs w:val="28"/>
+          <w:lang w:val="en-US"/>
+        </w:rPr>
+      </w:pPr>
+      <w:r>
+        <w:rPr>
+          <w:rFonts w:hint="default" w:ascii="Times New Roman" w:hAnsi="Times New Roman" w:cs="Times New Roman"/>
+          <w:b/>
+          <w:bCs/>
+          <w:sz w:val="28"/>
+          <w:szCs w:val="28"/>
+          <w:lang w:val="en-US"/>
+        </w:rPr>
+        <w:t>2 СРАВНИТЕЛЬНЫЙ АНАЛИЗ НАЦИОНАЛЬНЫХ ИНТЕРЕСОВ (ЛИЧНОСТЬ, ОБЩЕСТВО, ГОСУДАРСТВО)</w:t>
+      </w:r>
+    </w:p>
+    <w:p>
+      <w:pPr>
+        <w:keepNext w:val="0"/>
+        <w:keepLines w:val="0"/>
+        <w:pageBreakBefore w:val="0"/>
+        <w:widowControl/>
+        <w:kinsoku/>
+        <w:wordWrap/>
+        <w:overflowPunct/>
+        <w:topLinePunct w:val="0"/>
+        <w:autoSpaceDE/>
+        <w:autoSpaceDN/>
+        <w:bidi w:val="0"/>
+        <w:adjustRightInd/>
+        <w:snapToGrid/>
+        <w:spacing w:line="360" w:lineRule="auto"/>
+        <w:ind w:firstLine="708" w:firstLineChars="0"/>
+        <w:jc w:val="both"/>
+        <w:textAlignment w:val="auto"/>
+        <w:rPr>
+          <w:rFonts w:hint="default" w:ascii="Times New Roman" w:hAnsi="Times New Roman" w:cs="Times New Roman"/>
+          <w:b w:val="0"/>
+          <w:bCs w:val="0"/>
+          <w:sz w:val="28"/>
+          <w:szCs w:val="28"/>
+          <w:lang w:val="en-US"/>
+        </w:rPr>
+      </w:pPr>
+      <w:r>
+        <w:rPr>
+          <w:rFonts w:hint="default" w:ascii="Times New Roman" w:hAnsi="Times New Roman" w:cs="Times New Roman"/>
+          <w:b w:val="0"/>
+          <w:bCs w:val="0"/>
+          <w:sz w:val="28"/>
+          <w:szCs w:val="28"/>
+          <w:lang w:val="en-US"/>
+        </w:rPr>
+        <w:t>Обе Доктрины базируются на триаде «личность – общество – государство», однако расстановка акцентов и глубина проработки существенно различаются.</w:t>
+      </w:r>
+    </w:p>
+    <w:p>
+      <w:pPr>
+        <w:keepNext w:val="0"/>
+        <w:keepLines w:val="0"/>
+        <w:pageBreakBefore w:val="0"/>
+        <w:widowControl/>
+        <w:kinsoku/>
+        <w:wordWrap/>
+        <w:overflowPunct/>
+        <w:topLinePunct w:val="0"/>
+        <w:autoSpaceDE/>
+        <w:autoSpaceDN/>
+        <w:bidi w:val="0"/>
+        <w:adjustRightInd/>
+        <w:snapToGrid/>
+        <w:spacing w:line="360" w:lineRule="auto"/>
+        <w:ind w:firstLine="708" w:firstLineChars="0"/>
+        <w:jc w:val="both"/>
+        <w:textAlignment w:val="auto"/>
+        <w:rPr>
+          <w:rFonts w:hint="default" w:ascii="Times New Roman" w:hAnsi="Times New Roman" w:cs="Times New Roman"/>
+          <w:b/>
+          <w:bCs/>
+          <w:sz w:val="28"/>
+          <w:szCs w:val="28"/>
+          <w:lang w:val="en-US"/>
+        </w:rPr>
+      </w:pPr>
+      <w:r>
+        <w:rPr>
+          <w:rFonts w:hint="default" w:ascii="Times New Roman" w:hAnsi="Times New Roman" w:cs="Times New Roman"/>
+          <w:b/>
+          <w:bCs/>
+          <w:sz w:val="28"/>
+          <w:szCs w:val="28"/>
+          <w:lang w:val="en-US"/>
+        </w:rPr>
+        <w:t>В Доктрине 2000 года:</w:t>
+      </w:r>
+    </w:p>
+    <w:p>
+      <w:pPr>
+        <w:keepNext w:val="0"/>
+        <w:keepLines w:val="0"/>
+        <w:pageBreakBefore w:val="0"/>
+        <w:widowControl/>
+        <w:numPr>
+          <w:ilvl w:val="0"/>
+          <w:numId w:val="12"/>
+        </w:numPr>
+        <w:kinsoku/>
+        <w:wordWrap/>
+        <w:overflowPunct/>
+        <w:topLinePunct w:val="0"/>
+        <w:autoSpaceDE/>
+        <w:autoSpaceDN/>
+        <w:bidi w:val="0"/>
+        <w:adjustRightInd/>
+        <w:snapToGrid/>
+        <w:spacing w:line="360" w:lineRule="auto"/>
+        <w:ind w:left="420" w:leftChars="0" w:hanging="420" w:firstLineChars="0"/>
+        <w:jc w:val="both"/>
+        <w:textAlignment w:val="auto"/>
+        <w:rPr>
+          <w:rFonts w:hint="default" w:ascii="Times New Roman" w:hAnsi="Times New Roman" w:cs="Times New Roman"/>
+          <w:b w:val="0"/>
+          <w:bCs w:val="0"/>
+          <w:sz w:val="28"/>
+          <w:szCs w:val="28"/>
+          <w:lang w:val="en-US"/>
+        </w:rPr>
+      </w:pPr>
+      <w:r>
+        <w:rPr>
+          <w:rFonts w:hint="default" w:ascii="Times New Roman" w:hAnsi="Times New Roman" w:cs="Times New Roman"/>
+          <w:b w:val="0"/>
+          <w:bCs w:val="0"/>
+          <w:sz w:val="28"/>
+          <w:szCs w:val="28"/>
+          <w:lang w:val="en-US"/>
+        </w:rPr>
+        <w:t>Личность: Реализация конституционных прав на доступ к информации, защита личной безопасности и частной жизни.</w:t>
+      </w:r>
+    </w:p>
+    <w:p>
+      <w:pPr>
+        <w:keepNext w:val="0"/>
+        <w:keepLines w:val="0"/>
+        <w:pageBreakBefore w:val="0"/>
+        <w:widowControl/>
+        <w:numPr>
+          <w:ilvl w:val="0"/>
+          <w:numId w:val="12"/>
+        </w:numPr>
+        <w:kinsoku/>
+        <w:wordWrap/>
+        <w:overflowPunct/>
+        <w:topLinePunct w:val="0"/>
+        <w:autoSpaceDE/>
+        <w:autoSpaceDN/>
+        <w:bidi w:val="0"/>
+        <w:adjustRightInd/>
+        <w:snapToGrid/>
+        <w:spacing w:line="360" w:lineRule="auto"/>
+        <w:ind w:left="420" w:leftChars="0" w:hanging="420" w:firstLineChars="0"/>
+        <w:jc w:val="both"/>
+        <w:textAlignment w:val="auto"/>
+        <w:rPr>
+          <w:rFonts w:hint="default" w:ascii="Times New Roman" w:hAnsi="Times New Roman" w:cs="Times New Roman"/>
+          <w:b w:val="0"/>
+          <w:bCs w:val="0"/>
+          <w:sz w:val="28"/>
+          <w:szCs w:val="28"/>
+          <w:lang w:val="en-US"/>
+        </w:rPr>
+      </w:pPr>
+      <w:r>
+        <w:rPr>
+          <w:rFonts w:hint="default" w:ascii="Times New Roman" w:hAnsi="Times New Roman" w:cs="Times New Roman"/>
+          <w:b w:val="0"/>
+          <w:bCs w:val="0"/>
+          <w:sz w:val="28"/>
+          <w:szCs w:val="28"/>
+          <w:lang w:val="en-US"/>
+        </w:rPr>
+        <w:t>Общество: Упрочение демократии, достижение общественного согласия, духовное обновление.</w:t>
+      </w:r>
+    </w:p>
+    <w:p>
+      <w:pPr>
+        <w:keepNext w:val="0"/>
+        <w:keepLines w:val="0"/>
+        <w:pageBreakBefore w:val="0"/>
+        <w:widowControl/>
+        <w:numPr>
+          <w:ilvl w:val="0"/>
+          <w:numId w:val="12"/>
+        </w:numPr>
+        <w:kinsoku/>
+        <w:wordWrap/>
+        <w:overflowPunct/>
+        <w:topLinePunct w:val="0"/>
+        <w:autoSpaceDE/>
+        <w:autoSpaceDN/>
+        <w:bidi w:val="0"/>
+        <w:adjustRightInd/>
+        <w:snapToGrid/>
+        <w:spacing w:line="360" w:lineRule="auto"/>
+        <w:ind w:left="420" w:leftChars="0" w:hanging="420" w:firstLineChars="0"/>
+        <w:jc w:val="both"/>
+        <w:textAlignment w:val="auto"/>
+        <w:rPr>
+          <w:rFonts w:hint="default" w:ascii="Times New Roman" w:hAnsi="Times New Roman" w:cs="Times New Roman"/>
+          <w:b w:val="0"/>
+          <w:bCs w:val="0"/>
+          <w:sz w:val="28"/>
+          <w:szCs w:val="28"/>
+          <w:lang w:val="en-US"/>
+        </w:rPr>
+      </w:pPr>
+      <w:r>
+        <w:rPr>
+          <w:rFonts w:hint="default" w:ascii="Times New Roman" w:hAnsi="Times New Roman" w:cs="Times New Roman"/>
+          <w:b w:val="0"/>
+          <w:bCs w:val="0"/>
+          <w:sz w:val="28"/>
+          <w:szCs w:val="28"/>
+          <w:lang w:val="en-US"/>
+        </w:rPr>
+        <w:t>Государство: Создание условий для развития информационной инфраструктуры, обеспечение конституци</w:t>
       </w:r>
       <w:bookmarkStart w:id="1" w:name="_GoBack"/>
       <w:bookmarkEnd w:id="1"/>
@@ -1722,18 +2479,32 @@
           <w:szCs w:val="28"/>
           <w:lang w:val="en-US"/>
         </w:rPr>
-        <w:t>сии к обеспечению информационной безопасности на протяжении более чем полутора десятилетий, что отражает глубинные изменения в технологическом развитии, геополитической обстановке и самом характере угроз, с которыми сталкивается государство, общество и личность.</w:t>
+        <w:t>онного строя и территориальной целостности.</w:t>
       </w:r>
     </w:p>
     <w:p>
       <w:pPr>
+        <w:keepNext w:val="0"/>
+        <w:keepLines w:val="0"/>
+        <w:pageBreakBefore w:val="0"/>
+        <w:widowControl/>
+        <w:kinsoku/>
+        <w:wordWrap/>
+        <w:overflowPunct/>
+        <w:topLinePunct w:val="0"/>
+        <w:autoSpaceDE/>
+        <w:autoSpaceDN/>
+        <w:bidi w:val="0"/>
+        <w:adjustRightInd/>
+        <w:snapToGrid/>
         <w:spacing w:line="360" w:lineRule="auto"/>
         <w:ind w:firstLine="708" w:firstLineChars="0"/>
         <w:jc w:val="both"/>
-        <w:rPr>
-          <w:rFonts w:hint="default" w:ascii="Times New Roman" w:hAnsi="Times New Roman" w:cs="Times New Roman"/>
-          <w:b w:val="0"/>
-          <w:bCs w:val="0"/>
+        <w:textAlignment w:val="auto"/>
+        <w:rPr>
+          <w:rFonts w:hint="default" w:ascii="Times New Roman" w:hAnsi="Times New Roman" w:cs="Times New Roman"/>
+          <w:b/>
+          <w:bCs/>
           <w:sz w:val="28"/>
           <w:szCs w:val="28"/>
           <w:lang w:val="en-US"/>
@@ -1748,14 +2519,32 @@
           <w:szCs w:val="28"/>
           <w:lang w:val="en-US"/>
         </w:rPr>
-        <w:t>1. Назначение и цели Доктрин</w:t>
+        <w:t>В Доктрине 2016 года (Статья 8):</w:t>
       </w:r>
     </w:p>
     <w:p>
       <w:pPr>
+        <w:keepNext w:val="0"/>
+        <w:keepLines w:val="0"/>
+        <w:pageBreakBefore w:val="0"/>
+        <w:widowControl/>
+        <w:numPr>
+          <w:ilvl w:val="0"/>
+          <w:numId w:val="12"/>
+        </w:numPr>
+        <w:kinsoku/>
+        <w:wordWrap/>
+        <w:overflowPunct/>
+        <w:topLinePunct w:val="0"/>
+        <w:autoSpaceDE/>
+        <w:autoSpaceDN/>
+        <w:bidi w:val="0"/>
+        <w:adjustRightInd/>
+        <w:snapToGrid/>
         <w:spacing w:line="360" w:lineRule="auto"/>
-        <w:ind w:firstLine="708" w:firstLineChars="0"/>
+        <w:ind w:left="420" w:leftChars="0" w:hanging="420" w:firstLineChars="0"/>
         <w:jc w:val="both"/>
+        <w:textAlignment w:val="auto"/>
         <w:rPr>
           <w:rFonts w:hint="default" w:ascii="Times New Roman" w:hAnsi="Times New Roman" w:cs="Times New Roman"/>
           <w:b w:val="0"/>
@@ -1768,20 +2557,49 @@
       <w:r>
         <w:rPr>
           <w:rFonts w:hint="default" w:ascii="Times New Roman" w:hAnsi="Times New Roman" w:cs="Times New Roman"/>
-          <w:b w:val="0"/>
-          <w:bCs w:val="0"/>
-          <w:sz w:val="28"/>
-          <w:szCs w:val="28"/>
-          <w:lang w:val="en-US"/>
-        </w:rPr>
-        <w:t>Доктрина 2000 года, утвержденная 9 сентября 2000 года, развивала положения «Концепции национальной безопасности Российской Федерации» применительно к информационной сфере и носила преимущественно концептуальный характер. Ее главной целью было служить фундаментальной основой для формирования государственной политики в информационной сфере, совершенствования правового, методологического и организационного обеспечения информационной безопасности, а также для разработки целевых программ в этой области. По сути, это был документ, фиксирующий начальный этап становления правовой базы, который одновременно констатировал её противоречивость и несовершенство, требуя дальнейшей законотворческой работы.</w:t>
+          <w:b/>
+          <w:bCs/>
+          <w:sz w:val="28"/>
+          <w:szCs w:val="28"/>
+          <w:lang w:val="en-US"/>
+        </w:rPr>
+        <w:t>Личность</w:t>
+      </w:r>
+      <w:r>
+        <w:rPr>
+          <w:rFonts w:hint="default" w:ascii="Times New Roman" w:hAnsi="Times New Roman" w:cs="Times New Roman"/>
+          <w:b w:val="0"/>
+          <w:bCs w:val="0"/>
+          <w:sz w:val="28"/>
+          <w:szCs w:val="28"/>
+          <w:lang w:val="en-US"/>
+        </w:rPr>
+        <w:t>: Гарантия неприкосновенности частной жизни (в условиях тотальной цифровизации), сохранение культурных и духовно-нравственных ценностей.</w:t>
       </w:r>
     </w:p>
     <w:p>
       <w:pPr>
+        <w:keepNext w:val="0"/>
+        <w:keepLines w:val="0"/>
+        <w:pageBreakBefore w:val="0"/>
+        <w:widowControl/>
+        <w:numPr>
+          <w:ilvl w:val="0"/>
+          <w:numId w:val="12"/>
+        </w:numPr>
+        <w:kinsoku/>
+        <w:wordWrap/>
+        <w:overflowPunct/>
+        <w:topLinePunct w:val="0"/>
+        <w:autoSpaceDE/>
+        <w:autoSpaceDN/>
+        <w:bidi w:val="0"/>
+        <w:adjustRightInd/>
+        <w:snapToGrid/>
         <w:spacing w:line="360" w:lineRule="auto"/>
-        <w:ind w:firstLine="708" w:firstLineChars="0"/>
+        <w:ind w:left="420" w:leftChars="0" w:hanging="420" w:firstLineChars="0"/>
         <w:jc w:val="both"/>
+        <w:textAlignment w:val="auto"/>
         <w:rPr>
           <w:rFonts w:hint="default" w:ascii="Times New Roman" w:hAnsi="Times New Roman" w:cs="Times New Roman"/>
           <w:b w:val="0"/>
@@ -1794,20 +2612,49 @@
       <w:r>
         <w:rPr>
           <w:rFonts w:hint="default" w:ascii="Times New Roman" w:hAnsi="Times New Roman" w:cs="Times New Roman"/>
-          <w:b w:val="0"/>
-          <w:bCs w:val="0"/>
-          <w:sz w:val="28"/>
-          <w:szCs w:val="28"/>
-          <w:lang w:val="en-US"/>
-        </w:rPr>
-        <w:t>Доктрина 2016 года, утвержденная Указом Президента № 646 от 5 декабря 2016 года, представляет собой документ принципиально иного уровня — документ стратегического планирования, развивающий положения Стратегии национальной безопасности РФ 2015 года. Ее цели сформулированы гораздо более конкретно и масштабно: определение стратегических целей и основных направлений обеспечения информационной безопасности с учетом национальных приоритетов, служение основой для формирования государственной политики и обеспечение комплексного совершенствования всей системы информационной безопасности на основе глубокого анализа актуальных угроз.</w:t>
+          <w:b/>
+          <w:bCs/>
+          <w:sz w:val="28"/>
+          <w:szCs w:val="28"/>
+          <w:lang w:val="en-US"/>
+        </w:rPr>
+        <w:t>Общество и Государство</w:t>
+      </w:r>
+      <w:r>
+        <w:rPr>
+          <w:rFonts w:hint="default" w:ascii="Times New Roman" w:hAnsi="Times New Roman" w:cs="Times New Roman"/>
+          <w:b w:val="0"/>
+          <w:bCs w:val="0"/>
+          <w:sz w:val="28"/>
+          <w:szCs w:val="28"/>
+          <w:lang w:val="en-US"/>
+        </w:rPr>
+        <w:t>: Вводятся принципиально новые концепции:</w:t>
       </w:r>
     </w:p>
     <w:p>
       <w:pPr>
+        <w:keepNext w:val="0"/>
+        <w:keepLines w:val="0"/>
+        <w:pageBreakBefore w:val="0"/>
+        <w:widowControl/>
+        <w:numPr>
+          <w:ilvl w:val="0"/>
+          <w:numId w:val="13"/>
+        </w:numPr>
+        <w:kinsoku/>
+        <w:wordWrap/>
+        <w:overflowPunct/>
+        <w:topLinePunct w:val="0"/>
+        <w:autoSpaceDE/>
+        <w:autoSpaceDN/>
+        <w:bidi w:val="0"/>
+        <w:adjustRightInd/>
+        <w:snapToGrid/>
         <w:spacing w:line="360" w:lineRule="auto"/>
-        <w:ind w:firstLine="708" w:firstLineChars="0"/>
+        <w:ind w:left="1220" w:leftChars="0" w:hanging="420" w:firstLineChars="0"/>
         <w:jc w:val="both"/>
+        <w:textAlignment w:val="auto"/>
         <w:rPr>
           <w:rFonts w:hint="default" w:ascii="Times New Roman" w:hAnsi="Times New Roman" w:cs="Times New Roman"/>
           <w:b w:val="0"/>
@@ -1826,18 +2673,36 @@
           <w:szCs w:val="28"/>
           <w:lang w:val="en-US"/>
         </w:rPr>
-        <w:t>Таким образом, ключевое различие между доктринами заключается в их функциональной роли. Доктрина 2000 года была концептуальным документом, нацеленным на создание первичных правовых механизмов. Доктрина 2016 года, напротив, исходит из наличия уже сформировавшейся правовой системы и фокусируется на стратегическом реагировании на новые геополитические вызовы, ставя во главу угла защиту государственного суверенитета в информационном пространстве.</w:t>
+        <w:t>Обеспечение устойчивого функционирования критической информационной инфраструктуры (КИИ).</w:t>
       </w:r>
     </w:p>
     <w:p>
       <w:pPr>
+        <w:keepNext w:val="0"/>
+        <w:keepLines w:val="0"/>
+        <w:pageBreakBefore w:val="0"/>
+        <w:widowControl/>
+        <w:numPr>
+          <w:ilvl w:val="0"/>
+          <w:numId w:val="13"/>
+        </w:numPr>
+        <w:kinsoku/>
+        <w:wordWrap/>
+        <w:overflowPunct/>
+        <w:topLinePunct w:val="0"/>
+        <w:autoSpaceDE/>
+        <w:autoSpaceDN/>
+        <w:bidi w:val="0"/>
+        <w:adjustRightInd/>
+        <w:snapToGrid/>
         <w:spacing w:line="360" w:lineRule="auto"/>
-        <w:ind w:firstLine="708" w:firstLineChars="0"/>
+        <w:ind w:left="1220" w:leftChars="0" w:hanging="420" w:firstLineChars="0"/>
         <w:jc w:val="both"/>
-        <w:rPr>
-          <w:rFonts w:hint="default" w:ascii="Times New Roman" w:hAnsi="Times New Roman" w:cs="Times New Roman"/>
-          <w:b/>
-          <w:bCs/>
+        <w:textAlignment w:val="auto"/>
+        <w:rPr>
+          <w:rFonts w:hint="default" w:ascii="Times New Roman" w:hAnsi="Times New Roman" w:cs="Times New Roman"/>
+          <w:b w:val="0"/>
+          <w:bCs w:val="0"/>
           <w:sz w:val="28"/>
           <w:szCs w:val="28"/>
           <w:lang w:val="en-US"/>
@@ -1846,20 +2711,38 @@
       <w:r>
         <w:rPr>
           <w:rFonts w:hint="default" w:ascii="Times New Roman" w:hAnsi="Times New Roman" w:cs="Times New Roman"/>
-          <w:b/>
-          <w:bCs/>
-          <w:sz w:val="28"/>
-          <w:szCs w:val="28"/>
-          <w:lang w:val="en-US"/>
-        </w:rPr>
-        <w:t>2. Чьи интересы прописаны в Доктринах</w:t>
+          <w:b w:val="0"/>
+          <w:bCs w:val="0"/>
+          <w:sz w:val="28"/>
+          <w:szCs w:val="28"/>
+          <w:lang w:val="en-US"/>
+        </w:rPr>
+        <w:t>Развитие отечественной IT-индустрии как основы импортозамещения.</w:t>
       </w:r>
     </w:p>
     <w:p>
       <w:pPr>
+        <w:keepNext w:val="0"/>
+        <w:keepLines w:val="0"/>
+        <w:pageBreakBefore w:val="0"/>
+        <w:widowControl/>
+        <w:numPr>
+          <w:ilvl w:val="0"/>
+          <w:numId w:val="13"/>
+        </w:numPr>
+        <w:kinsoku/>
+        <w:wordWrap/>
+        <w:overflowPunct/>
+        <w:topLinePunct w:val="0"/>
+        <w:autoSpaceDE/>
+        <w:autoSpaceDN/>
+        <w:bidi w:val="0"/>
+        <w:adjustRightInd/>
+        <w:snapToGrid/>
         <w:spacing w:line="360" w:lineRule="auto"/>
-        <w:ind w:firstLine="708" w:firstLineChars="0"/>
+        <w:ind w:left="1220" w:leftChars="0" w:hanging="420" w:firstLineChars="0"/>
         <w:jc w:val="both"/>
+        <w:textAlignment w:val="auto"/>
         <w:rPr>
           <w:rFonts w:hint="default" w:ascii="Times New Roman" w:hAnsi="Times New Roman" w:cs="Times New Roman"/>
           <w:b w:val="0"/>
@@ -1878,14 +2761,28 @@
           <w:szCs w:val="28"/>
           <w:lang w:val="en-US"/>
         </w:rPr>
-        <w:t>Обе Доктрины базируются на классической триаде «личность — общество — государство», однако глубина проработки и расстановка акцентов в них существенно различаются, что отражает изменение приоритетов государственной политики.</w:t>
+        <w:t>Защита суверенитета РФ в информационном пространстве** (как ключевой национальный интерес).</w:t>
       </w:r>
     </w:p>
     <w:p>
       <w:pPr>
+        <w:keepNext w:val="0"/>
+        <w:keepLines w:val="0"/>
+        <w:pageBreakBefore w:val="0"/>
+        <w:widowControl/>
+        <w:kinsoku/>
+        <w:wordWrap/>
+        <w:overflowPunct/>
+        <w:topLinePunct w:val="0"/>
+        <w:autoSpaceDE/>
+        <w:autoSpaceDN/>
+        <w:bidi w:val="0"/>
+        <w:adjustRightInd/>
+        <w:snapToGrid/>
         <w:spacing w:line="360" w:lineRule="auto"/>
         <w:ind w:firstLine="708" w:firstLineChars="0"/>
         <w:jc w:val="both"/>
+        <w:textAlignment w:val="auto"/>
         <w:rPr>
           <w:rFonts w:hint="default" w:ascii="Times New Roman" w:hAnsi="Times New Roman" w:cs="Times New Roman"/>
           <w:b w:val="0"/>
@@ -1904,14 +2801,27 @@
           <w:szCs w:val="28"/>
           <w:lang w:val="en-US"/>
         </w:rPr>
-        <w:t>Доктрина 2000 года описывала интересы личности через призму реализации конституционных прав на доступ к информации, а также защиты личной безопасности и частной жизни. Интересы общества виделись в упрочении демократии, достижении общественного согласия и духовном обновлении. Интересы государства, в свою очередь, заключались в создании условий для развития информационной инфраструктуры и обеспечении конституционного строя, суверенитета и территориальной целостности.</w:t>
+        <w:t>Вывод: Доктрина 2016 г. фокусируется не на создании прав, а на их защите от внешних угроз, вводя понятие информационного суверенитета как основы национальной безопасности.</w:t>
       </w:r>
     </w:p>
     <w:p>
       <w:pPr>
+        <w:keepNext w:val="0"/>
+        <w:keepLines w:val="0"/>
+        <w:pageBreakBefore w:val="0"/>
+        <w:widowControl/>
+        <w:kinsoku/>
+        <w:wordWrap/>
+        <w:overflowPunct/>
+        <w:topLinePunct w:val="0"/>
+        <w:autoSpaceDE/>
+        <w:autoSpaceDN/>
+        <w:bidi w:val="0"/>
+        <w:adjustRightInd/>
+        <w:snapToGrid/>
         <w:spacing w:line="360" w:lineRule="auto"/>
-        <w:ind w:firstLine="708" w:firstLineChars="0"/>
-        <w:jc w:val="both"/>
+        <w:jc w:val="center"/>
+        <w:textAlignment w:val="auto"/>
         <w:rPr>
           <w:rFonts w:hint="default" w:ascii="Times New Roman" w:hAnsi="Times New Roman" w:cs="Times New Roman"/>
           <w:b w:val="0"/>
@@ -1924,20 +2834,34 @@
       <w:r>
         <w:rPr>
           <w:rFonts w:hint="default" w:ascii="Times New Roman" w:hAnsi="Times New Roman" w:cs="Times New Roman"/>
-          <w:b w:val="0"/>
-          <w:bCs w:val="0"/>
-          <w:sz w:val="28"/>
-          <w:szCs w:val="28"/>
-          <w:lang w:val="en-US"/>
-        </w:rPr>
-        <w:t>Доктрина 2016 года, конкретизируя эти положения в Статье 8, предлагает гораздо более структурированное и современное видение. В отношении личности акцент смещается не только на обеспечение конституционных прав при использовании информации, но и на гарантию неприкосновенности частной жизни в условиях тотального проникновения информационных технологий, а также на сохранение культурных, исторических и духовно-нравственных ценностей. Что касается общества и государства, то здесь Доктрина вводит принципиально новые приоритеты: обеспечение устойчивого функционирования критической информационной инфраструктуры (КИИ), развитие отечественной IT-индустрии как основы импортозамещения и, что наиболее важно, защиту суверенитета Российской Федерации в информационном пространстве.</w:t>
+          <w:b/>
+          <w:bCs/>
+          <w:sz w:val="28"/>
+          <w:szCs w:val="28"/>
+          <w:lang w:val="en-US"/>
+        </w:rPr>
+        <w:t>3 СРАВНИТЕЛЬНЫЙ АНАЛИЗ УГРОЗ ИНФОРМАЦИОННОЙ БЕЗОПАСНОСТИ И МЕТОДОВ ИХ ПРЕДОТВРАЩЕНИЯ</w:t>
       </w:r>
     </w:p>
     <w:p>
       <w:pPr>
+        <w:keepNext w:val="0"/>
+        <w:keepLines w:val="0"/>
+        <w:pageBreakBefore w:val="0"/>
+        <w:widowControl/>
+        <w:kinsoku/>
+        <w:wordWrap/>
+        <w:overflowPunct/>
+        <w:topLinePunct w:val="0"/>
+        <w:autoSpaceDE/>
+        <w:autoSpaceDN/>
+        <w:bidi w:val="0"/>
+        <w:adjustRightInd/>
+        <w:snapToGrid/>
         <w:spacing w:line="360" w:lineRule="auto"/>
         <w:ind w:firstLine="708" w:firstLineChars="0"/>
         <w:jc w:val="both"/>
+        <w:textAlignment w:val="auto"/>
         <w:rPr>
           <w:rFonts w:hint="default" w:ascii="Times New Roman" w:hAnsi="Times New Roman" w:cs="Times New Roman"/>
           <w:b w:val="0"/>
@@ -1956,14 +2880,566 @@
           <w:szCs w:val="28"/>
           <w:lang w:val="en-US"/>
         </w:rPr>
-        <w:t>Следовательно, главное различие заключается в том, что если Доктрина 2000 года фокусировалась на установлении базовых прав и создании инфраструктуры, то Доктрина 2016 года вводит новые концепции, такие как информационный суверенитет, защита традиционных ценностей от внешнего размывания и стратегическая важность импортозамещения для обеспечения технологической независимости страны.</w:t>
+        <w:t>Наиболее существенная эволюция подходов прослеживается в классификации угроз (согласно лекциям: отказ, сбой, ошибка, побочное влияние, а также преднамеренные действия) и методах защиты.</w:t>
       </w:r>
     </w:p>
     <w:p>
       <w:pPr>
+        <w:keepNext w:val="0"/>
+        <w:keepLines w:val="0"/>
+        <w:pageBreakBefore w:val="0"/>
+        <w:widowControl/>
+        <w:kinsoku/>
+        <w:wordWrap/>
+        <w:overflowPunct/>
+        <w:topLinePunct w:val="0"/>
+        <w:autoSpaceDE/>
+        <w:autoSpaceDN/>
+        <w:bidi w:val="0"/>
+        <w:adjustRightInd/>
+        <w:snapToGrid/>
         <w:spacing w:line="360" w:lineRule="auto"/>
-        <w:ind w:firstLine="708" w:firstLineChars="0"/>
-        <w:jc w:val="both"/>
+        <w:jc w:val="right"/>
+        <w:textAlignment w:val="auto"/>
+        <w:rPr>
+          <w:rFonts w:hint="default" w:ascii="Times New Roman" w:hAnsi="Times New Roman" w:cs="Times New Roman"/>
+          <w:b w:val="0"/>
+          <w:bCs w:val="0"/>
+          <w:sz w:val="28"/>
+          <w:szCs w:val="28"/>
+          <w:lang w:val="en-US"/>
+        </w:rPr>
+      </w:pPr>
+      <w:r>
+        <w:rPr>
+          <w:rFonts w:hint="default" w:ascii="Times New Roman" w:hAnsi="Times New Roman" w:cs="Times New Roman"/>
+          <w:b w:val="0"/>
+          <w:bCs w:val="0"/>
+          <w:sz w:val="28"/>
+          <w:szCs w:val="28"/>
+          <w:lang w:val="en-US"/>
+        </w:rPr>
+        <w:t>Таблица 1 – Эволюция угроз и методов противодействия</w:t>
+      </w:r>
+    </w:p>
+    <w:tbl>
+      <w:tblPr>
+        <w:tblW w:w="9279" w:type="dxa"/>
+        <w:tblInd w:w="96" w:type="dxa"/>
+        <w:tblBorders>
+          <w:top w:val="none" w:color="auto" w:sz="0" w:space="0"/>
+          <w:left w:val="none" w:color="auto" w:sz="0" w:space="0"/>
+          <w:bottom w:val="none" w:color="auto" w:sz="0" w:space="0"/>
+          <w:right w:val="none" w:color="auto" w:sz="0" w:space="0"/>
+          <w:insideH w:val="none" w:color="auto" w:sz="0" w:space="0"/>
+          <w:insideV w:val="none" w:color="auto" w:sz="0" w:space="0"/>
+        </w:tblBorders>
+        <w:shd w:val="clear"/>
+        <w:tblLayout w:type="autofit"/>
+        <w:tblCellMar>
+          <w:top w:w="0" w:type="dxa"/>
+          <w:left w:w="108" w:type="dxa"/>
+          <w:bottom w:w="0" w:type="dxa"/>
+          <w:right w:w="108" w:type="dxa"/>
+        </w:tblCellMar>
+      </w:tblPr>
+      <w:tblGrid>
+        <w:gridCol w:w="2071"/>
+        <w:gridCol w:w="3401"/>
+        <w:gridCol w:w="3807"/>
+      </w:tblGrid>
+      <w:tr>
+        <w:tblPrEx>
+          <w:tblBorders>
+            <w:top w:val="none" w:color="auto" w:sz="0" w:space="0"/>
+            <w:left w:val="none" w:color="auto" w:sz="0" w:space="0"/>
+            <w:bottom w:val="none" w:color="auto" w:sz="0" w:space="0"/>
+            <w:right w:val="none" w:color="auto" w:sz="0" w:space="0"/>
+            <w:insideH w:val="none" w:color="auto" w:sz="0" w:space="0"/>
+            <w:insideV w:val="none" w:color="auto" w:sz="0" w:space="0"/>
+          </w:tblBorders>
+          <w:shd w:val="clear"/>
+          <w:tblCellMar>
+            <w:top w:w="0" w:type="dxa"/>
+            <w:left w:w="108" w:type="dxa"/>
+            <w:bottom w:w="0" w:type="dxa"/>
+            <w:right w:w="108" w:type="dxa"/>
+          </w:tblCellMar>
+        </w:tblPrEx>
+        <w:trPr>
+          <w:trHeight w:val="484" w:hRule="atLeast"/>
+        </w:trPr>
+        <w:tc>
+          <w:tcPr>
+            <w:tcW w:w="2071" w:type="dxa"/>
+            <w:tcBorders>
+              <w:top w:val="single" w:color="000000" w:sz="2" w:space="0"/>
+              <w:left w:val="single" w:color="000000" w:sz="2" w:space="0"/>
+              <w:bottom w:val="single" w:color="000000" w:sz="2" w:space="0"/>
+              <w:right w:val="single" w:color="000000" w:sz="2" w:space="0"/>
+            </w:tcBorders>
+            <w:shd w:val="clear"/>
+            <w:vAlign w:val="center"/>
+          </w:tcPr>
+          <w:p>
+            <w:pPr>
+              <w:keepNext w:val="0"/>
+              <w:keepLines w:val="0"/>
+              <w:widowControl/>
+              <w:suppressLineNumbers w:val="0"/>
+              <w:jc w:val="left"/>
+              <w:textAlignment w:val="center"/>
+              <w:rPr>
+                <w:rFonts w:hint="default" w:ascii="Times New Roman" w:hAnsi="Times New Roman" w:cs="Times New Roman"/>
+                <w:i w:val="0"/>
+                <w:iCs w:val="0"/>
+                <w:color w:val="000000"/>
+                <w:sz w:val="28"/>
+                <w:szCs w:val="28"/>
+                <w:u w:val="none"/>
+              </w:rPr>
+            </w:pPr>
+            <w:r>
+              <w:rPr>
+                <w:rFonts w:hint="default" w:ascii="Times New Roman" w:hAnsi="Times New Roman" w:eastAsia="SimSun" w:cs="Times New Roman"/>
+                <w:i w:val="0"/>
+                <w:iCs w:val="0"/>
+                <w:color w:val="000000"/>
+                <w:kern w:val="0"/>
+                <w:sz w:val="28"/>
+                <w:szCs w:val="28"/>
+                <w:u w:val="none"/>
+                <w:bdr w:val="none" w:color="auto" w:sz="0" w:space="0"/>
+                <w:lang w:val="en-US" w:eastAsia="zh-CN" w:bidi="ar"/>
+              </w:rPr>
+              <w:t>Параметр</w:t>
+            </w:r>
+          </w:p>
+        </w:tc>
+        <w:tc>
+          <w:tcPr>
+            <w:tcW w:w="3401" w:type="dxa"/>
+            <w:tcBorders>
+              <w:top w:val="single" w:color="000000" w:sz="2" w:space="0"/>
+              <w:left w:val="single" w:color="000000" w:sz="2" w:space="0"/>
+              <w:bottom w:val="single" w:color="000000" w:sz="2" w:space="0"/>
+              <w:right w:val="single" w:color="000000" w:sz="2" w:space="0"/>
+            </w:tcBorders>
+            <w:shd w:val="clear"/>
+            <w:vAlign w:val="center"/>
+          </w:tcPr>
+          <w:p>
+            <w:pPr>
+              <w:keepNext w:val="0"/>
+              <w:keepLines w:val="0"/>
+              <w:widowControl/>
+              <w:suppressLineNumbers w:val="0"/>
+              <w:jc w:val="left"/>
+              <w:textAlignment w:val="center"/>
+              <w:rPr>
+                <w:rFonts w:hint="default" w:ascii="Times New Roman" w:hAnsi="Times New Roman" w:cs="Times New Roman"/>
+                <w:i w:val="0"/>
+                <w:iCs w:val="0"/>
+                <w:color w:val="000000"/>
+                <w:sz w:val="28"/>
+                <w:szCs w:val="28"/>
+                <w:u w:val="none"/>
+              </w:rPr>
+            </w:pPr>
+            <w:r>
+              <w:rPr>
+                <w:rFonts w:hint="default" w:ascii="Times New Roman" w:hAnsi="Times New Roman" w:eastAsia="SimSun" w:cs="Times New Roman"/>
+                <w:i w:val="0"/>
+                <w:iCs w:val="0"/>
+                <w:color w:val="000000"/>
+                <w:kern w:val="0"/>
+                <w:sz w:val="28"/>
+                <w:szCs w:val="28"/>
+                <w:u w:val="none"/>
+                <w:bdr w:val="none" w:color="auto" w:sz="0" w:space="0"/>
+                <w:lang w:val="en-US" w:eastAsia="zh-CN" w:bidi="ar"/>
+              </w:rPr>
+              <w:t>Доктрина 2000 г.</w:t>
+            </w:r>
+          </w:p>
+        </w:tc>
+        <w:tc>
+          <w:tcPr>
+            <w:tcW w:w="3807" w:type="dxa"/>
+            <w:tcBorders>
+              <w:top w:val="single" w:color="000000" w:sz="2" w:space="0"/>
+              <w:left w:val="single" w:color="000000" w:sz="2" w:space="0"/>
+              <w:bottom w:val="single" w:color="000000" w:sz="2" w:space="0"/>
+              <w:right w:val="single" w:color="000000" w:sz="2" w:space="0"/>
+            </w:tcBorders>
+            <w:shd w:val="clear"/>
+            <w:vAlign w:val="center"/>
+          </w:tcPr>
+          <w:p>
+            <w:pPr>
+              <w:keepNext w:val="0"/>
+              <w:keepLines w:val="0"/>
+              <w:widowControl/>
+              <w:suppressLineNumbers w:val="0"/>
+              <w:jc w:val="left"/>
+              <w:textAlignment w:val="center"/>
+              <w:rPr>
+                <w:rFonts w:hint="default" w:ascii="Times New Roman" w:hAnsi="Times New Roman" w:cs="Times New Roman"/>
+                <w:i w:val="0"/>
+                <w:iCs w:val="0"/>
+                <w:color w:val="000000"/>
+                <w:sz w:val="28"/>
+                <w:szCs w:val="28"/>
+                <w:u w:val="none"/>
+              </w:rPr>
+            </w:pPr>
+            <w:r>
+              <w:rPr>
+                <w:rFonts w:hint="default" w:ascii="Times New Roman" w:hAnsi="Times New Roman" w:eastAsia="SimSun" w:cs="Times New Roman"/>
+                <w:i w:val="0"/>
+                <w:iCs w:val="0"/>
+                <w:color w:val="000000"/>
+                <w:kern w:val="0"/>
+                <w:sz w:val="28"/>
+                <w:szCs w:val="28"/>
+                <w:u w:val="none"/>
+                <w:bdr w:val="none" w:color="auto" w:sz="0" w:space="0"/>
+                <w:lang w:val="en-US" w:eastAsia="zh-CN" w:bidi="ar"/>
+              </w:rPr>
+              <w:t>Доктрина 2016 г.</w:t>
+            </w:r>
+          </w:p>
+        </w:tc>
+      </w:tr>
+      <w:tr>
+        <w:tblPrEx>
+          <w:tblBorders>
+            <w:top w:val="none" w:color="auto" w:sz="0" w:space="0"/>
+            <w:left w:val="none" w:color="auto" w:sz="0" w:space="0"/>
+            <w:bottom w:val="none" w:color="auto" w:sz="0" w:space="0"/>
+            <w:right w:val="none" w:color="auto" w:sz="0" w:space="0"/>
+            <w:insideH w:val="none" w:color="auto" w:sz="0" w:space="0"/>
+            <w:insideV w:val="none" w:color="auto" w:sz="0" w:space="0"/>
+          </w:tblBorders>
+          <w:shd w:val="clear"/>
+          <w:tblCellMar>
+            <w:top w:w="0" w:type="dxa"/>
+            <w:left w:w="108" w:type="dxa"/>
+            <w:bottom w:w="0" w:type="dxa"/>
+            <w:right w:w="108" w:type="dxa"/>
+          </w:tblCellMar>
+        </w:tblPrEx>
+        <w:trPr>
+          <w:trHeight w:val="162" w:hRule="atLeast"/>
+        </w:trPr>
+        <w:tc>
+          <w:tcPr>
+            <w:tcW w:w="2071" w:type="dxa"/>
+            <w:tcBorders>
+              <w:top w:val="single" w:color="000000" w:sz="2" w:space="0"/>
+              <w:left w:val="single" w:color="000000" w:sz="2" w:space="0"/>
+              <w:bottom w:val="single" w:color="000000" w:sz="2" w:space="0"/>
+              <w:right w:val="single" w:color="000000" w:sz="2" w:space="0"/>
+            </w:tcBorders>
+            <w:shd w:val="clear"/>
+            <w:vAlign w:val="center"/>
+          </w:tcPr>
+          <w:p>
+            <w:pPr>
+              <w:keepNext w:val="0"/>
+              <w:keepLines w:val="0"/>
+              <w:widowControl/>
+              <w:suppressLineNumbers w:val="0"/>
+              <w:jc w:val="left"/>
+              <w:textAlignment w:val="center"/>
+              <w:rPr>
+                <w:rFonts w:hint="default" w:ascii="Times New Roman" w:hAnsi="Times New Roman" w:cs="Times New Roman"/>
+                <w:i w:val="0"/>
+                <w:iCs w:val="0"/>
+                <w:color w:val="000000"/>
+                <w:sz w:val="28"/>
+                <w:szCs w:val="28"/>
+                <w:u w:val="none"/>
+              </w:rPr>
+            </w:pPr>
+            <w:r>
+              <w:rPr>
+                <w:rFonts w:hint="default" w:ascii="Times New Roman" w:hAnsi="Times New Roman" w:eastAsia="SimSun" w:cs="Times New Roman"/>
+                <w:i w:val="0"/>
+                <w:iCs w:val="0"/>
+                <w:color w:val="000000"/>
+                <w:kern w:val="0"/>
+                <w:sz w:val="28"/>
+                <w:szCs w:val="28"/>
+                <w:u w:val="none"/>
+                <w:bdr w:val="none" w:color="auto" w:sz="0" w:space="0"/>
+                <w:lang w:val="en-US" w:eastAsia="zh-CN" w:bidi="ar"/>
+              </w:rPr>
+              <w:t>Основные угрозы</w:t>
+            </w:r>
+          </w:p>
+        </w:tc>
+        <w:tc>
+          <w:tcPr>
+            <w:tcW w:w="3401" w:type="dxa"/>
+            <w:tcBorders>
+              <w:top w:val="single" w:color="000000" w:sz="2" w:space="0"/>
+              <w:left w:val="single" w:color="000000" w:sz="2" w:space="0"/>
+              <w:bottom w:val="single" w:color="000000" w:sz="2" w:space="0"/>
+              <w:right w:val="single" w:color="000000" w:sz="2" w:space="0"/>
+            </w:tcBorders>
+            <w:shd w:val="clear"/>
+            <w:vAlign w:val="center"/>
+          </w:tcPr>
+          <w:p>
+            <w:pPr>
+              <w:keepNext w:val="0"/>
+              <w:keepLines w:val="0"/>
+              <w:widowControl/>
+              <w:suppressLineNumbers w:val="0"/>
+              <w:jc w:val="left"/>
+              <w:textAlignment w:val="center"/>
+              <w:rPr>
+                <w:rFonts w:hint="default" w:ascii="Times New Roman" w:hAnsi="Times New Roman" w:cs="Times New Roman"/>
+                <w:i w:val="0"/>
+                <w:iCs w:val="0"/>
+                <w:color w:val="000000"/>
+                <w:sz w:val="28"/>
+                <w:szCs w:val="28"/>
+                <w:u w:val="none"/>
+              </w:rPr>
+            </w:pPr>
+            <w:r>
+              <w:rPr>
+                <w:rFonts w:hint="default" w:ascii="Times New Roman" w:hAnsi="Times New Roman" w:eastAsia="SimSun" w:cs="Times New Roman"/>
+                <w:i w:val="0"/>
+                <w:iCs w:val="0"/>
+                <w:color w:val="000000"/>
+                <w:kern w:val="0"/>
+                <w:sz w:val="28"/>
+                <w:szCs w:val="28"/>
+                <w:u w:val="none"/>
+                <w:bdr w:val="none" w:color="auto" w:sz="0" w:space="0"/>
+                <w:lang w:val="en-US" w:eastAsia="zh-CN" w:bidi="ar"/>
+              </w:rPr>
+              <w:t>Внутренние недостатки: противоречивость законодательства, НСД к информации (кража, копирование), криминальное использование тайны.</w:t>
+            </w:r>
+          </w:p>
+        </w:tc>
+        <w:tc>
+          <w:tcPr>
+            <w:tcW w:w="3807" w:type="dxa"/>
+            <w:tcBorders>
+              <w:top w:val="single" w:color="000000" w:sz="2" w:space="0"/>
+              <w:left w:val="single" w:color="000000" w:sz="2" w:space="0"/>
+              <w:bottom w:val="single" w:color="000000" w:sz="2" w:space="0"/>
+              <w:right w:val="single" w:color="000000" w:sz="2" w:space="0"/>
+            </w:tcBorders>
+            <w:shd w:val="clear"/>
+            <w:vAlign w:val="center"/>
+          </w:tcPr>
+          <w:p>
+            <w:pPr>
+              <w:keepNext w:val="0"/>
+              <w:keepLines w:val="0"/>
+              <w:widowControl/>
+              <w:suppressLineNumbers w:val="0"/>
+              <w:jc w:val="left"/>
+              <w:textAlignment w:val="center"/>
+              <w:rPr>
+                <w:rFonts w:hint="default" w:ascii="Times New Roman" w:hAnsi="Times New Roman" w:cs="Times New Roman"/>
+                <w:i w:val="0"/>
+                <w:iCs w:val="0"/>
+                <w:color w:val="000000"/>
+                <w:sz w:val="28"/>
+                <w:szCs w:val="28"/>
+                <w:u w:val="none"/>
+              </w:rPr>
+            </w:pPr>
+            <w:r>
+              <w:rPr>
+                <w:rFonts w:hint="default" w:ascii="Times New Roman" w:hAnsi="Times New Roman" w:eastAsia="SimSun" w:cs="Times New Roman"/>
+                <w:i w:val="0"/>
+                <w:iCs w:val="0"/>
+                <w:color w:val="000000"/>
+                <w:kern w:val="0"/>
+                <w:sz w:val="28"/>
+                <w:szCs w:val="28"/>
+                <w:u w:val="none"/>
+                <w:bdr w:val="none" w:color="auto" w:sz="0" w:space="0"/>
+                <w:lang w:val="en-US" w:eastAsia="zh-CN" w:bidi="ar"/>
+              </w:rPr>
+              <w:t>Внешние и гибридные угрозы: 1. Информационно-технические (воздействие на КИИ, техразведка). 2. Информационно-психологические (дестабилизация общества, размывание ценностей). 3. Дискриминация российских СМИ.</w:t>
+            </w:r>
+          </w:p>
+        </w:tc>
+      </w:tr>
+      <w:tr>
+        <w:tblPrEx>
+          <w:tblBorders>
+            <w:top w:val="none" w:color="auto" w:sz="0" w:space="0"/>
+            <w:left w:val="none" w:color="auto" w:sz="0" w:space="0"/>
+            <w:bottom w:val="none" w:color="auto" w:sz="0" w:space="0"/>
+            <w:right w:val="none" w:color="auto" w:sz="0" w:space="0"/>
+            <w:insideH w:val="none" w:color="auto" w:sz="0" w:space="0"/>
+            <w:insideV w:val="none" w:color="auto" w:sz="0" w:space="0"/>
+          </w:tblBorders>
+          <w:shd w:val="clear"/>
+          <w:tblCellMar>
+            <w:top w:w="0" w:type="dxa"/>
+            <w:left w:w="108" w:type="dxa"/>
+            <w:bottom w:w="0" w:type="dxa"/>
+            <w:right w:w="108" w:type="dxa"/>
+          </w:tblCellMar>
+        </w:tblPrEx>
+        <w:trPr>
+          <w:trHeight w:val="162" w:hRule="atLeast"/>
+        </w:trPr>
+        <w:tc>
+          <w:tcPr>
+            <w:tcW w:w="2071" w:type="dxa"/>
+            <w:tcBorders>
+              <w:top w:val="single" w:color="000000" w:sz="2" w:space="0"/>
+              <w:left w:val="single" w:color="000000" w:sz="2" w:space="0"/>
+              <w:bottom w:val="single" w:color="000000" w:sz="2" w:space="0"/>
+              <w:right w:val="single" w:color="000000" w:sz="2" w:space="0"/>
+            </w:tcBorders>
+            <w:shd w:val="clear"/>
+            <w:vAlign w:val="center"/>
+          </w:tcPr>
+          <w:p>
+            <w:pPr>
+              <w:keepNext w:val="0"/>
+              <w:keepLines w:val="0"/>
+              <w:widowControl/>
+              <w:suppressLineNumbers w:val="0"/>
+              <w:jc w:val="left"/>
+              <w:textAlignment w:val="center"/>
+              <w:rPr>
+                <w:rFonts w:hint="default" w:ascii="Times New Roman" w:hAnsi="Times New Roman" w:cs="Times New Roman"/>
+                <w:i w:val="0"/>
+                <w:iCs w:val="0"/>
+                <w:color w:val="000000"/>
+                <w:sz w:val="28"/>
+                <w:szCs w:val="28"/>
+                <w:u w:val="none"/>
+              </w:rPr>
+            </w:pPr>
+            <w:r>
+              <w:rPr>
+                <w:rFonts w:hint="default" w:ascii="Times New Roman" w:hAnsi="Times New Roman" w:eastAsia="SimSun" w:cs="Times New Roman"/>
+                <w:i w:val="0"/>
+                <w:iCs w:val="0"/>
+                <w:color w:val="000000"/>
+                <w:kern w:val="0"/>
+                <w:sz w:val="28"/>
+                <w:szCs w:val="28"/>
+                <w:u w:val="none"/>
+                <w:bdr w:val="none" w:color="auto" w:sz="0" w:space="0"/>
+                <w:lang w:val="en-US" w:eastAsia="zh-CN" w:bidi="ar"/>
+              </w:rPr>
+              <w:t>Методы и средства предотвращения (Согласно разделам 8-9 учебного пособия)</w:t>
+            </w:r>
+          </w:p>
+        </w:tc>
+        <w:tc>
+          <w:tcPr>
+            <w:tcW w:w="3401" w:type="dxa"/>
+            <w:tcBorders>
+              <w:top w:val="single" w:color="000000" w:sz="2" w:space="0"/>
+              <w:left w:val="single" w:color="000000" w:sz="2" w:space="0"/>
+              <w:bottom w:val="single" w:color="000000" w:sz="2" w:space="0"/>
+              <w:right w:val="single" w:color="000000" w:sz="2" w:space="0"/>
+            </w:tcBorders>
+            <w:shd w:val="clear"/>
+            <w:vAlign w:val="center"/>
+          </w:tcPr>
+          <w:p>
+            <w:pPr>
+              <w:keepNext w:val="0"/>
+              <w:keepLines w:val="0"/>
+              <w:widowControl/>
+              <w:suppressLineNumbers w:val="0"/>
+              <w:jc w:val="left"/>
+              <w:textAlignment w:val="center"/>
+              <w:rPr>
+                <w:rFonts w:hint="default" w:ascii="Times New Roman" w:hAnsi="Times New Roman" w:cs="Times New Roman"/>
+                <w:i w:val="0"/>
+                <w:iCs w:val="0"/>
+                <w:color w:val="000000"/>
+                <w:sz w:val="28"/>
+                <w:szCs w:val="28"/>
+                <w:u w:val="none"/>
+              </w:rPr>
+            </w:pPr>
+            <w:r>
+              <w:rPr>
+                <w:rFonts w:hint="default" w:ascii="Times New Roman" w:hAnsi="Times New Roman" w:eastAsia="SimSun" w:cs="Times New Roman"/>
+                <w:i w:val="0"/>
+                <w:iCs w:val="0"/>
+                <w:color w:val="000000"/>
+                <w:kern w:val="0"/>
+                <w:sz w:val="28"/>
+                <w:szCs w:val="28"/>
+                <w:u w:val="none"/>
+                <w:bdr w:val="none" w:color="auto" w:sz="0" w:space="0"/>
+                <w:lang w:val="en-US" w:eastAsia="zh-CN" w:bidi="ar"/>
+              </w:rPr>
+              <w:t>Правовые методы (основной акцент): разработка нормативных актов, установление ответственности (законодательные средства защиты).</w:t>
+            </w:r>
+          </w:p>
+        </w:tc>
+        <w:tc>
+          <w:tcPr>
+            <w:tcW w:w="3807" w:type="dxa"/>
+            <w:tcBorders>
+              <w:top w:val="single" w:color="000000" w:sz="2" w:space="0"/>
+              <w:left w:val="single" w:color="000000" w:sz="2" w:space="0"/>
+              <w:bottom w:val="single" w:color="000000" w:sz="2" w:space="0"/>
+              <w:right w:val="single" w:color="000000" w:sz="2" w:space="0"/>
+            </w:tcBorders>
+            <w:shd w:val="clear"/>
+            <w:vAlign w:val="center"/>
+          </w:tcPr>
+          <w:p>
+            <w:pPr>
+              <w:keepNext w:val="0"/>
+              <w:keepLines w:val="0"/>
+              <w:widowControl/>
+              <w:suppressLineNumbers w:val="0"/>
+              <w:jc w:val="left"/>
+              <w:textAlignment w:val="center"/>
+              <w:rPr>
+                <w:rFonts w:hint="default" w:ascii="Times New Roman" w:hAnsi="Times New Roman" w:cs="Times New Roman"/>
+                <w:i w:val="0"/>
+                <w:iCs w:val="0"/>
+                <w:color w:val="000000"/>
+                <w:sz w:val="28"/>
+                <w:szCs w:val="28"/>
+                <w:u w:val="none"/>
+              </w:rPr>
+            </w:pPr>
+            <w:r>
+              <w:rPr>
+                <w:rFonts w:hint="default" w:ascii="Times New Roman" w:hAnsi="Times New Roman" w:eastAsia="SimSun" w:cs="Times New Roman"/>
+                <w:i w:val="0"/>
+                <w:iCs w:val="0"/>
+                <w:color w:val="000000"/>
+                <w:kern w:val="0"/>
+                <w:sz w:val="28"/>
+                <w:szCs w:val="28"/>
+                <w:u w:val="none"/>
+                <w:bdr w:val="none" w:color="auto" w:sz="0" w:space="0"/>
+                <w:lang w:val="en-US" w:eastAsia="zh-CN" w:bidi="ar"/>
+              </w:rPr>
+              <w:t>Комплексный подход (система ЗИ): 1. Стратегические: Политико-дипломатическое сдерживание. 2. Технические: Обеспечение устойчивости КИИ (аппаратные и программно-аппаратные средства). 3. Организационные: Импортозамещение, создание систем обнаружения атак (СОВ). 4. Информационные: Защита традиционных ценностей, поддержка СМИ.</w:t>
+            </w:r>
+          </w:p>
+        </w:tc>
+      </w:tr>
+    </w:tbl>
+    <w:p>
+      <w:pPr>
         <w:rPr>
           <w:rFonts w:hint="default" w:ascii="Times New Roman" w:hAnsi="Times New Roman" w:cs="Times New Roman"/>
           <w:b/>
@@ -1982,18 +3458,32 @@
           <w:szCs w:val="28"/>
           <w:lang w:val="en-US"/>
         </w:rPr>
-        <w:t>3. Угрозы информационной безопасности для РФ. Методы и средства предотвращения</w:t>
+        <w:br w:type="page"/>
       </w:r>
     </w:p>
     <w:p>
       <w:pPr>
+        <w:keepNext w:val="0"/>
+        <w:keepLines w:val="0"/>
+        <w:pageBreakBefore w:val="0"/>
+        <w:widowControl/>
+        <w:kinsoku/>
+        <w:wordWrap/>
+        <w:overflowPunct/>
+        <w:topLinePunct w:val="0"/>
+        <w:autoSpaceDE/>
+        <w:autoSpaceDN/>
+        <w:bidi w:val="0"/>
+        <w:adjustRightInd/>
+        <w:snapToGrid/>
         <w:spacing w:line="360" w:lineRule="auto"/>
         <w:ind w:firstLine="708" w:firstLineChars="0"/>
         <w:jc w:val="both"/>
-        <w:rPr>
-          <w:rFonts w:hint="default" w:ascii="Times New Roman" w:hAnsi="Times New Roman" w:cs="Times New Roman"/>
-          <w:b w:val="0"/>
-          <w:bCs w:val="0"/>
+        <w:textAlignment w:val="auto"/>
+        <w:rPr>
+          <w:rFonts w:hint="default" w:ascii="Times New Roman" w:hAnsi="Times New Roman" w:cs="Times New Roman"/>
+          <w:b/>
+          <w:bCs/>
           <w:sz w:val="28"/>
           <w:szCs w:val="28"/>
           <w:lang w:val="en-US"/>
@@ -2002,20 +3492,34 @@
       <w:r>
         <w:rPr>
           <w:rFonts w:hint="default" w:ascii="Times New Roman" w:hAnsi="Times New Roman" w:cs="Times New Roman"/>
-          <w:b w:val="0"/>
-          <w:bCs w:val="0"/>
-          <w:sz w:val="28"/>
-          <w:szCs w:val="28"/>
-          <w:lang w:val="en-US"/>
-        </w:rPr>
-        <w:t>Анализ угроз и методов противодействия демонстрирует наиболее существенную эволюцию в подходах — от реагирования на внутренние технические проблемы к выстраиванию системы обороны против внешнего геополитического противостояния.</w:t>
+          <w:b/>
+          <w:bCs/>
+          <w:sz w:val="28"/>
+          <w:szCs w:val="28"/>
+          <w:lang w:val="en-US"/>
+        </w:rPr>
+        <w:t>Детализация методов предотвращения:</w:t>
       </w:r>
     </w:p>
     <w:p>
       <w:pPr>
+        <w:keepNext w:val="0"/>
+        <w:keepLines w:val="0"/>
+        <w:pageBreakBefore w:val="0"/>
+        <w:widowControl/>
+        <w:kinsoku/>
+        <w:wordWrap/>
+        <w:overflowPunct/>
+        <w:topLinePunct w:val="0"/>
+        <w:autoSpaceDE/>
+        <w:autoSpaceDN/>
+        <w:bidi w:val="0"/>
+        <w:adjustRightInd/>
+        <w:snapToGrid/>
         <w:spacing w:line="360" w:lineRule="auto"/>
         <w:ind w:firstLine="708" w:firstLineChars="0"/>
         <w:jc w:val="both"/>
+        <w:textAlignment w:val="auto"/>
         <w:rPr>
           <w:rFonts w:hint="default" w:ascii="Times New Roman" w:hAnsi="Times New Roman" w:cs="Times New Roman"/>
           <w:b w:val="0"/>
@@ -2034,14 +3538,32 @@
           <w:szCs w:val="28"/>
           <w:lang w:val="en-US"/>
         </w:rPr>
-        <w:t>Перечень угроз в Доктрине 2000 года был сфокусирован на внутренних недостатках и традиционных для того времени вызовах. К ним относились правовые недостатки, выражавшиеся в противоречивости и неразвитости законодательства; угрозы, связанные с недостаточным регулированием деятельности СМИ; технические угрозы, такие как несанкционированный доступ и копирование информации; а также криминальные угрозы, связанные с использованием коммерческой и служебной тайны в преступных целях.</w:t>
+        <w:t>Если Доктрина 2000 г. опиралась в основном на законодательные средства ЗИ (штрафы, статьи УК РФ), то Доктрина 2016 г. требует внедрения комплексной системы защиты информации (СЗИ), включающей:</w:t>
       </w:r>
     </w:p>
     <w:p>
       <w:pPr>
+        <w:keepNext w:val="0"/>
+        <w:keepLines w:val="0"/>
+        <w:pageBreakBefore w:val="0"/>
+        <w:widowControl/>
+        <w:numPr>
+          <w:ilvl w:val="0"/>
+          <w:numId w:val="12"/>
+        </w:numPr>
+        <w:kinsoku/>
+        <w:wordWrap/>
+        <w:overflowPunct/>
+        <w:topLinePunct w:val="0"/>
+        <w:autoSpaceDE/>
+        <w:autoSpaceDN/>
+        <w:bidi w:val="0"/>
+        <w:adjustRightInd/>
+        <w:snapToGrid/>
         <w:spacing w:line="360" w:lineRule="auto"/>
-        <w:ind w:firstLine="708" w:firstLineChars="0"/>
+        <w:ind w:left="420" w:leftChars="0" w:hanging="420" w:firstLineChars="0"/>
         <w:jc w:val="both"/>
+        <w:textAlignment w:val="auto"/>
         <w:rPr>
           <w:rFonts w:hint="default" w:ascii="Times New Roman" w:hAnsi="Times New Roman" w:cs="Times New Roman"/>
           <w:b w:val="0"/>
@@ -2060,14 +3582,172 @@
           <w:szCs w:val="28"/>
           <w:lang w:val="en-US"/>
         </w:rPr>
-        <w:t>Доктрина 2016 года представляет принципиально иную, гораздо более широкую картину угроз, отражающую новый этап международных отношений. Она выделяет информационно-технические угрозы, к которым относит наращивание иностранными государствами возможностей для воздействия на инфраструктуру в военных целях и активизацию технической разведки против российских органов власти. Особое место занимают информационно-психологические угрозы, а именно использование информационных технологий для дестабилизации внутриполитической и социальной ситуации, а также подрыва суверенитета. В медийной среде фиксируются такие угрозы, как дискриминация российских СМИ за рубежом и целенаправленное воздействие, направленное на размывание традиционных российских духовно-нравственных ценностей. Наконец, документ выделяет террористические угрозы, связанные с использованием информационных механизмов для пропаганды и вербовки новых сторонников.</w:t>
+        <w:t>Препятствие (создание преград для злоумышленника).</w:t>
       </w:r>
     </w:p>
     <w:p>
       <w:pPr>
+        <w:keepNext w:val="0"/>
+        <w:keepLines w:val="0"/>
+        <w:pageBreakBefore w:val="0"/>
+        <w:widowControl/>
+        <w:numPr>
+          <w:ilvl w:val="0"/>
+          <w:numId w:val="12"/>
+        </w:numPr>
+        <w:kinsoku/>
+        <w:wordWrap/>
+        <w:overflowPunct/>
+        <w:topLinePunct w:val="0"/>
+        <w:autoSpaceDE/>
+        <w:autoSpaceDN/>
+        <w:bidi w:val="0"/>
+        <w:adjustRightInd/>
+        <w:snapToGrid/>
+        <w:spacing w:line="360" w:lineRule="auto"/>
+        <w:ind w:left="420" w:leftChars="0" w:hanging="420" w:firstLineChars="0"/>
+        <w:jc w:val="both"/>
+        <w:textAlignment w:val="auto"/>
+        <w:rPr>
+          <w:rFonts w:hint="default" w:ascii="Times New Roman" w:hAnsi="Times New Roman" w:cs="Times New Roman"/>
+          <w:b w:val="0"/>
+          <w:bCs w:val="0"/>
+          <w:sz w:val="28"/>
+          <w:szCs w:val="28"/>
+          <w:lang w:val="en-US"/>
+        </w:rPr>
+      </w:pPr>
+      <w:r>
+        <w:rPr>
+          <w:rFonts w:hint="default" w:ascii="Times New Roman" w:hAnsi="Times New Roman" w:cs="Times New Roman"/>
+          <w:b w:val="0"/>
+          <w:bCs w:val="0"/>
+          <w:sz w:val="28"/>
+          <w:szCs w:val="28"/>
+          <w:lang w:val="en-US"/>
+        </w:rPr>
+        <w:t>Управление доступом (идентификация/аутентификация пользователей).</w:t>
+      </w:r>
+    </w:p>
+    <w:p>
+      <w:pPr>
+        <w:keepNext w:val="0"/>
+        <w:keepLines w:val="0"/>
+        <w:pageBreakBefore w:val="0"/>
+        <w:widowControl/>
+        <w:numPr>
+          <w:ilvl w:val="0"/>
+          <w:numId w:val="12"/>
+        </w:numPr>
+        <w:kinsoku/>
+        <w:wordWrap/>
+        <w:overflowPunct/>
+        <w:topLinePunct w:val="0"/>
+        <w:autoSpaceDE/>
+        <w:autoSpaceDN/>
+        <w:bidi w:val="0"/>
+        <w:adjustRightInd/>
+        <w:snapToGrid/>
+        <w:spacing w:line="360" w:lineRule="auto"/>
+        <w:ind w:left="420" w:leftChars="0" w:hanging="420" w:firstLineChars="0"/>
+        <w:jc w:val="both"/>
+        <w:textAlignment w:val="auto"/>
+        <w:rPr>
+          <w:rFonts w:hint="default" w:ascii="Times New Roman" w:hAnsi="Times New Roman" w:cs="Times New Roman"/>
+          <w:b w:val="0"/>
+          <w:bCs w:val="0"/>
+          <w:sz w:val="28"/>
+          <w:szCs w:val="28"/>
+          <w:lang w:val="en-US"/>
+        </w:rPr>
+      </w:pPr>
+      <w:r>
+        <w:rPr>
+          <w:rFonts w:hint="default" w:ascii="Times New Roman" w:hAnsi="Times New Roman" w:cs="Times New Roman"/>
+          <w:b w:val="0"/>
+          <w:bCs w:val="0"/>
+          <w:sz w:val="28"/>
+          <w:szCs w:val="28"/>
+          <w:lang w:val="en-US"/>
+        </w:rPr>
+        <w:t>Маскировку (криптографическая и стеганографическая защита).</w:t>
+      </w:r>
+    </w:p>
+    <w:p>
+      <w:pPr>
+        <w:keepNext w:val="0"/>
+        <w:keepLines w:val="0"/>
+        <w:pageBreakBefore w:val="0"/>
+        <w:widowControl/>
+        <w:numPr>
+          <w:ilvl w:val="0"/>
+          <w:numId w:val="12"/>
+        </w:numPr>
+        <w:kinsoku/>
+        <w:wordWrap/>
+        <w:overflowPunct/>
+        <w:topLinePunct w:val="0"/>
+        <w:autoSpaceDE/>
+        <w:autoSpaceDN/>
+        <w:bidi w:val="0"/>
+        <w:adjustRightInd/>
+        <w:snapToGrid/>
+        <w:spacing w:line="360" w:lineRule="auto"/>
+        <w:ind w:left="420" w:leftChars="0" w:hanging="420" w:firstLineChars="0"/>
+        <w:jc w:val="both"/>
+        <w:textAlignment w:val="auto"/>
+        <w:rPr>
+          <w:rFonts w:hint="default" w:ascii="Times New Roman" w:hAnsi="Times New Roman" w:cs="Times New Roman"/>
+          <w:b w:val="0"/>
+          <w:bCs w:val="0"/>
+          <w:sz w:val="28"/>
+          <w:szCs w:val="28"/>
+          <w:lang w:val="en-US"/>
+        </w:rPr>
+      </w:pPr>
+      <w:r>
+        <w:rPr>
+          <w:rFonts w:hint="default" w:ascii="Times New Roman" w:hAnsi="Times New Roman" w:cs="Times New Roman"/>
+          <w:b w:val="0"/>
+          <w:bCs w:val="0"/>
+          <w:sz w:val="28"/>
+          <w:szCs w:val="28"/>
+          <w:lang w:val="en-US"/>
+        </w:rPr>
+        <w:t>Регламентацию (организационные мероприятия и политика ИБ).</w:t>
+      </w:r>
+    </w:p>
+    <w:p>
+      <w:pPr>
+        <w:keepNext w:val="0"/>
+        <w:keepLines w:val="0"/>
+        <w:pageBreakBefore w:val="0"/>
+        <w:widowControl/>
+        <w:kinsoku/>
+        <w:wordWrap/>
+        <w:overflowPunct/>
+        <w:topLinePunct w:val="0"/>
+        <w:autoSpaceDE/>
+        <w:autoSpaceDN/>
+        <w:bidi w:val="0"/>
+        <w:adjustRightInd/>
+        <w:snapToGrid/>
         <w:spacing w:line="360" w:lineRule="auto"/>
         <w:ind w:firstLine="708" w:firstLineChars="0"/>
         <w:jc w:val="both"/>
+        <w:textAlignment w:val="auto"/>
+        <w:rPr>
+          <w:rFonts w:hint="default" w:ascii="Times New Roman" w:hAnsi="Times New Roman" w:cs="Times New Roman"/>
+          <w:b w:val="0"/>
+          <w:bCs w:val="0"/>
+          <w:sz w:val="28"/>
+          <w:szCs w:val="28"/>
+          <w:lang w:val="en-US"/>
+        </w:rPr>
+      </w:pPr>
+    </w:p>
+    <w:p>
+      <w:pPr>
         <w:rPr>
           <w:rFonts w:hint="default" w:ascii="Times New Roman" w:hAnsi="Times New Roman" w:cs="Times New Roman"/>
           <w:b w:val="0"/>
@@ -2086,8 +3766,487 @@
           <w:szCs w:val="28"/>
           <w:lang w:val="en-US"/>
         </w:rPr>
-        <w:t>Методы и средства предотвращения угроз также претерпели кардинальные изменения. Доктрина 2000 года делала основной акцент на правовых методах, таких как разработка нормативных актов, законодательное разграничение полномочий и установление ответственности за разглашение информации. Доктрина 2016 года предлагает комплексный и многоуровневый подход. На стратегическом и политическом уровне предполагается реализация правовых, организационных и силовых мер, а также стратегическое сдерживание через политические и дипломатические шаги для предотвращения конфликтов. На техническом и инфраструктурном уровне ключевыми становятся обеспечение устойчивого функционирования КИИ, развитие отечественной IT-индустрии (импортозамещение) и создание систем обнаружения и предотвращения компьютерных атак. Важную роль играют и информационные средства, включающие доведение достоверной информации о государственной политике до широкой общественности, защиту традиционных ценностей и поддержку российских СМИ за рубежом.</w:t>
+        <w:br w:type="page"/>
       </w:r>
+    </w:p>
+    <w:p>
+      <w:pPr>
+        <w:keepNext w:val="0"/>
+        <w:keepLines w:val="0"/>
+        <w:pageBreakBefore w:val="0"/>
+        <w:widowControl/>
+        <w:kinsoku/>
+        <w:wordWrap/>
+        <w:overflowPunct/>
+        <w:topLinePunct w:val="0"/>
+        <w:autoSpaceDE/>
+        <w:autoSpaceDN/>
+        <w:bidi w:val="0"/>
+        <w:adjustRightInd/>
+        <w:snapToGrid/>
+        <w:spacing w:line="360" w:lineRule="auto"/>
+        <w:jc w:val="center"/>
+        <w:textAlignment w:val="auto"/>
+        <w:rPr>
+          <w:rFonts w:hint="default" w:ascii="Times New Roman" w:hAnsi="Times New Roman" w:cs="Times New Roman"/>
+          <w:b/>
+          <w:bCs/>
+          <w:sz w:val="28"/>
+          <w:szCs w:val="28"/>
+          <w:lang w:val="en-US"/>
+        </w:rPr>
+      </w:pPr>
+      <w:r>
+        <w:rPr>
+          <w:rFonts w:hint="default" w:ascii="Times New Roman" w:hAnsi="Times New Roman" w:cs="Times New Roman"/>
+          <w:b/>
+          <w:bCs/>
+          <w:sz w:val="28"/>
+          <w:szCs w:val="28"/>
+          <w:lang w:val="en-US"/>
+        </w:rPr>
+        <w:t>ЗАКЛЮЧЕНИЕ</w:t>
+      </w:r>
+    </w:p>
+    <w:p>
+      <w:pPr>
+        <w:keepNext w:val="0"/>
+        <w:keepLines w:val="0"/>
+        <w:pageBreakBefore w:val="0"/>
+        <w:widowControl/>
+        <w:kinsoku/>
+        <w:wordWrap/>
+        <w:overflowPunct/>
+        <w:topLinePunct w:val="0"/>
+        <w:autoSpaceDE/>
+        <w:autoSpaceDN/>
+        <w:bidi w:val="0"/>
+        <w:adjustRightInd/>
+        <w:snapToGrid/>
+        <w:spacing w:line="360" w:lineRule="auto"/>
+        <w:ind w:firstLine="708" w:firstLineChars="0"/>
+        <w:jc w:val="both"/>
+        <w:textAlignment w:val="auto"/>
+        <w:rPr>
+          <w:rFonts w:hint="default" w:ascii="Times New Roman" w:hAnsi="Times New Roman" w:cs="Times New Roman"/>
+          <w:b w:val="0"/>
+          <w:bCs w:val="0"/>
+          <w:sz w:val="28"/>
+          <w:szCs w:val="28"/>
+          <w:lang w:val="en-US"/>
+        </w:rPr>
+      </w:pPr>
+      <w:r>
+        <w:rPr>
+          <w:rFonts w:hint="default" w:ascii="Times New Roman" w:hAnsi="Times New Roman" w:cs="Times New Roman"/>
+          <w:b w:val="0"/>
+          <w:bCs w:val="0"/>
+          <w:sz w:val="28"/>
+          <w:szCs w:val="28"/>
+          <w:lang w:val="en-US"/>
+        </w:rPr>
+        <w:t>Проведенный сравнительный анализ Доктрин ИБ РФ 2000 и 2016 годов позволяет сделать следующие выводы:</w:t>
+      </w:r>
+    </w:p>
+    <w:p>
+      <w:pPr>
+        <w:keepNext w:val="0"/>
+        <w:keepLines w:val="0"/>
+        <w:pageBreakBefore w:val="0"/>
+        <w:widowControl/>
+        <w:kinsoku/>
+        <w:wordWrap/>
+        <w:overflowPunct/>
+        <w:topLinePunct w:val="0"/>
+        <w:autoSpaceDE/>
+        <w:autoSpaceDN/>
+        <w:bidi w:val="0"/>
+        <w:adjustRightInd/>
+        <w:snapToGrid/>
+        <w:spacing w:line="360" w:lineRule="auto"/>
+        <w:ind w:firstLine="708" w:firstLineChars="0"/>
+        <w:jc w:val="both"/>
+        <w:textAlignment w:val="auto"/>
+        <w:rPr>
+          <w:rFonts w:hint="default" w:ascii="Times New Roman" w:hAnsi="Times New Roman" w:cs="Times New Roman"/>
+          <w:b w:val="0"/>
+          <w:bCs w:val="0"/>
+          <w:sz w:val="28"/>
+          <w:szCs w:val="28"/>
+          <w:lang w:val="en-US"/>
+        </w:rPr>
+      </w:pPr>
+      <w:r>
+        <w:rPr>
+          <w:rFonts w:hint="default" w:ascii="Times New Roman" w:hAnsi="Times New Roman" w:cs="Times New Roman"/>
+          <w:b w:val="0"/>
+          <w:bCs w:val="0"/>
+          <w:sz w:val="28"/>
+          <w:szCs w:val="28"/>
+          <w:lang w:val="en-US"/>
+        </w:rPr>
+        <w:t>1.  Смена парадигмы: Доктрина 2000 г. была «документом становления», нацеленным на создание правового поля и защиту от внутренних технических угроз (НСД, ошибки). Доктрина 2016 г. является «документом отражения агрессии», нацеленным на защиту суверенитета от внешних информационно-технических и психологических воздействий.</w:t>
+      </w:r>
+    </w:p>
+    <w:p>
+      <w:pPr>
+        <w:keepNext w:val="0"/>
+        <w:keepLines w:val="0"/>
+        <w:pageBreakBefore w:val="0"/>
+        <w:widowControl/>
+        <w:kinsoku/>
+        <w:wordWrap/>
+        <w:overflowPunct/>
+        <w:topLinePunct w:val="0"/>
+        <w:autoSpaceDE/>
+        <w:autoSpaceDN/>
+        <w:bidi w:val="0"/>
+        <w:adjustRightInd/>
+        <w:snapToGrid/>
+        <w:spacing w:line="360" w:lineRule="auto"/>
+        <w:ind w:firstLine="708" w:firstLineChars="0"/>
+        <w:jc w:val="both"/>
+        <w:textAlignment w:val="auto"/>
+        <w:rPr>
+          <w:rFonts w:hint="default" w:ascii="Times New Roman" w:hAnsi="Times New Roman" w:cs="Times New Roman"/>
+          <w:b w:val="0"/>
+          <w:bCs w:val="0"/>
+          <w:sz w:val="28"/>
+          <w:szCs w:val="28"/>
+          <w:lang w:val="en-US"/>
+        </w:rPr>
+      </w:pPr>
+      <w:r>
+        <w:rPr>
+          <w:rFonts w:hint="default" w:ascii="Times New Roman" w:hAnsi="Times New Roman" w:cs="Times New Roman"/>
+          <w:b w:val="0"/>
+          <w:bCs w:val="0"/>
+          <w:sz w:val="28"/>
+          <w:szCs w:val="28"/>
+          <w:lang w:val="en-US"/>
+        </w:rPr>
+        <w:t>2.  Расширение понятия «Интересы»: Доктрина 2016 г. вводит новые категории национальных интересов – информационный суверенитет и критическая информационная инфраструктура (КИИ) – которые отсутствовали в редакции 2000 года.</w:t>
+      </w:r>
+    </w:p>
+    <w:p>
+      <w:pPr>
+        <w:keepNext w:val="0"/>
+        <w:keepLines w:val="0"/>
+        <w:pageBreakBefore w:val="0"/>
+        <w:widowControl/>
+        <w:kinsoku/>
+        <w:wordWrap/>
+        <w:overflowPunct/>
+        <w:topLinePunct w:val="0"/>
+        <w:autoSpaceDE/>
+        <w:autoSpaceDN/>
+        <w:bidi w:val="0"/>
+        <w:adjustRightInd/>
+        <w:snapToGrid/>
+        <w:spacing w:line="360" w:lineRule="auto"/>
+        <w:ind w:firstLine="708" w:firstLineChars="0"/>
+        <w:jc w:val="both"/>
+        <w:textAlignment w:val="auto"/>
+        <w:rPr>
+          <w:rFonts w:hint="default" w:ascii="Times New Roman" w:hAnsi="Times New Roman" w:cs="Times New Roman"/>
+          <w:b w:val="0"/>
+          <w:bCs w:val="0"/>
+          <w:sz w:val="28"/>
+          <w:szCs w:val="28"/>
+          <w:lang w:val="en-US"/>
+        </w:rPr>
+      </w:pPr>
+      <w:r>
+        <w:rPr>
+          <w:rFonts w:hint="default" w:ascii="Times New Roman" w:hAnsi="Times New Roman" w:cs="Times New Roman"/>
+          <w:b w:val="0"/>
+          <w:bCs w:val="0"/>
+          <w:sz w:val="28"/>
+          <w:szCs w:val="28"/>
+          <w:lang w:val="en-US"/>
+        </w:rPr>
+        <w:t>3.  Комплексность защиты: Доктрина 2016 г. требует перехода от разрозненных правовых и программных мер к созданию полноценной системы защиты информации (СЗИ), сочетающей организационные, технические (аппаратные/программные) и законодательные средства, что полностью соответствует современному уровню угроз, описанному в учебном пособии (классификация угроз, вирусов, компьютерных преступлений).</w:t>
+      </w:r>
+    </w:p>
+    <w:p>
+      <w:pPr>
+        <w:keepNext w:val="0"/>
+        <w:keepLines w:val="0"/>
+        <w:pageBreakBefore w:val="0"/>
+        <w:widowControl/>
+        <w:kinsoku/>
+        <w:wordWrap/>
+        <w:overflowPunct/>
+        <w:topLinePunct w:val="0"/>
+        <w:autoSpaceDE/>
+        <w:autoSpaceDN/>
+        <w:bidi w:val="0"/>
+        <w:adjustRightInd/>
+        <w:snapToGrid/>
+        <w:spacing w:line="360" w:lineRule="auto"/>
+        <w:ind w:firstLine="708" w:firstLineChars="0"/>
+        <w:jc w:val="both"/>
+        <w:textAlignment w:val="auto"/>
+        <w:rPr>
+          <w:rFonts w:hint="default" w:ascii="Times New Roman" w:hAnsi="Times New Roman" w:cs="Times New Roman"/>
+          <w:b w:val="0"/>
+          <w:bCs w:val="0"/>
+          <w:sz w:val="28"/>
+          <w:szCs w:val="28"/>
+          <w:lang w:val="en-US"/>
+        </w:rPr>
+      </w:pPr>
+    </w:p>
+    <w:p>
+      <w:pPr>
+        <w:rPr>
+          <w:rFonts w:hint="default" w:ascii="Times New Roman" w:hAnsi="Times New Roman" w:cs="Times New Roman"/>
+          <w:b w:val="0"/>
+          <w:bCs w:val="0"/>
+          <w:sz w:val="28"/>
+          <w:szCs w:val="28"/>
+          <w:lang w:val="en-US"/>
+        </w:rPr>
+      </w:pPr>
+      <w:r>
+        <w:rPr>
+          <w:rFonts w:hint="default" w:ascii="Times New Roman" w:hAnsi="Times New Roman" w:cs="Times New Roman"/>
+          <w:b w:val="0"/>
+          <w:bCs w:val="0"/>
+          <w:sz w:val="28"/>
+          <w:szCs w:val="28"/>
+          <w:lang w:val="en-US"/>
+        </w:rPr>
+        <w:br w:type="page"/>
+      </w:r>
+    </w:p>
+    <w:p>
+      <w:pPr>
+        <w:keepNext w:val="0"/>
+        <w:keepLines w:val="0"/>
+        <w:pageBreakBefore w:val="0"/>
+        <w:widowControl/>
+        <w:kinsoku/>
+        <w:wordWrap/>
+        <w:overflowPunct/>
+        <w:topLinePunct w:val="0"/>
+        <w:autoSpaceDE/>
+        <w:autoSpaceDN/>
+        <w:bidi w:val="0"/>
+        <w:adjustRightInd/>
+        <w:snapToGrid/>
+        <w:spacing w:line="360" w:lineRule="auto"/>
+        <w:jc w:val="center"/>
+        <w:textAlignment w:val="auto"/>
+        <w:rPr>
+          <w:rFonts w:hint="default" w:ascii="Times New Roman" w:hAnsi="Times New Roman" w:cs="Times New Roman"/>
+          <w:b/>
+          <w:bCs/>
+          <w:sz w:val="28"/>
+          <w:szCs w:val="28"/>
+          <w:lang w:val="en-US"/>
+        </w:rPr>
+      </w:pPr>
+      <w:r>
+        <w:rPr>
+          <w:rFonts w:hint="default" w:ascii="Times New Roman" w:hAnsi="Times New Roman" w:cs="Times New Roman"/>
+          <w:b/>
+          <w:bCs/>
+          <w:sz w:val="28"/>
+          <w:szCs w:val="28"/>
+          <w:lang w:val="en-US"/>
+        </w:rPr>
+        <w:t>СПИСОК ИСПОЛЬЗОВАННЫХ ИСТОЧНИКОВ</w:t>
+      </w:r>
+    </w:p>
+    <w:p>
+      <w:pPr>
+        <w:keepNext w:val="0"/>
+        <w:keepLines w:val="0"/>
+        <w:pageBreakBefore w:val="0"/>
+        <w:widowControl/>
+        <w:kinsoku/>
+        <w:wordWrap/>
+        <w:overflowPunct/>
+        <w:topLinePunct w:val="0"/>
+        <w:autoSpaceDE/>
+        <w:autoSpaceDN/>
+        <w:bidi w:val="0"/>
+        <w:adjustRightInd/>
+        <w:snapToGrid/>
+        <w:spacing w:line="360" w:lineRule="auto"/>
+        <w:ind w:firstLine="708" w:firstLineChars="0"/>
+        <w:jc w:val="both"/>
+        <w:textAlignment w:val="auto"/>
+        <w:rPr>
+          <w:rFonts w:hint="default" w:ascii="Times New Roman" w:hAnsi="Times New Roman" w:cs="Times New Roman"/>
+          <w:b w:val="0"/>
+          <w:bCs w:val="0"/>
+          <w:sz w:val="28"/>
+          <w:szCs w:val="28"/>
+          <w:lang w:val="en-US"/>
+        </w:rPr>
+      </w:pPr>
+      <w:r>
+        <w:rPr>
+          <w:rFonts w:hint="default" w:ascii="Times New Roman" w:hAnsi="Times New Roman" w:cs="Times New Roman"/>
+          <w:b w:val="0"/>
+          <w:bCs w:val="0"/>
+          <w:sz w:val="28"/>
+          <w:szCs w:val="28"/>
+          <w:lang w:val="en-US"/>
+        </w:rPr>
+        <w:t>1.  Российская Федерация. Президент. Доктрина информационной безопасности Российской Федерации (утв. Президентом РФ 09.09.2000) : [редакция от 2000 г.]. – Москва, 2000.</w:t>
+      </w:r>
+    </w:p>
+    <w:p>
+      <w:pPr>
+        <w:keepNext w:val="0"/>
+        <w:keepLines w:val="0"/>
+        <w:pageBreakBefore w:val="0"/>
+        <w:widowControl/>
+        <w:kinsoku/>
+        <w:wordWrap/>
+        <w:overflowPunct/>
+        <w:topLinePunct w:val="0"/>
+        <w:autoSpaceDE/>
+        <w:autoSpaceDN/>
+        <w:bidi w:val="0"/>
+        <w:adjustRightInd/>
+        <w:snapToGrid/>
+        <w:spacing w:line="360" w:lineRule="auto"/>
+        <w:ind w:firstLine="708" w:firstLineChars="0"/>
+        <w:jc w:val="both"/>
+        <w:textAlignment w:val="auto"/>
+        <w:rPr>
+          <w:rFonts w:hint="default" w:ascii="Times New Roman" w:hAnsi="Times New Roman" w:cs="Times New Roman"/>
+          <w:b w:val="0"/>
+          <w:bCs w:val="0"/>
+          <w:sz w:val="28"/>
+          <w:szCs w:val="28"/>
+          <w:lang w:val="en-US"/>
+        </w:rPr>
+      </w:pPr>
+      <w:r>
+        <w:rPr>
+          <w:rFonts w:hint="default" w:ascii="Times New Roman" w:hAnsi="Times New Roman" w:cs="Times New Roman"/>
+          <w:b w:val="0"/>
+          <w:bCs w:val="0"/>
+          <w:sz w:val="28"/>
+          <w:szCs w:val="28"/>
+          <w:lang w:val="en-US"/>
+        </w:rPr>
+        <w:t>2.  Российская Федерация. Президент. Доктрина информационной безопасности Российской Федерации : утв. Указом Президента РФ от 5 декабря 2016 г. № 646. – Москва, 2016.</w:t>
+      </w:r>
+    </w:p>
+    <w:p>
+      <w:pPr>
+        <w:keepNext w:val="0"/>
+        <w:keepLines w:val="0"/>
+        <w:pageBreakBefore w:val="0"/>
+        <w:widowControl/>
+        <w:kinsoku/>
+        <w:wordWrap/>
+        <w:overflowPunct/>
+        <w:topLinePunct w:val="0"/>
+        <w:autoSpaceDE/>
+        <w:autoSpaceDN/>
+        <w:bidi w:val="0"/>
+        <w:adjustRightInd/>
+        <w:snapToGrid/>
+        <w:spacing w:line="360" w:lineRule="auto"/>
+        <w:ind w:firstLine="708" w:firstLineChars="0"/>
+        <w:jc w:val="both"/>
+        <w:textAlignment w:val="auto"/>
+        <w:rPr>
+          <w:rFonts w:hint="default" w:ascii="Times New Roman" w:hAnsi="Times New Roman" w:cs="Times New Roman"/>
+          <w:b w:val="0"/>
+          <w:bCs w:val="0"/>
+          <w:sz w:val="28"/>
+          <w:szCs w:val="28"/>
+          <w:lang w:val="en-US"/>
+        </w:rPr>
+      </w:pPr>
+      <w:r>
+        <w:rPr>
+          <w:rFonts w:hint="default" w:ascii="Times New Roman" w:hAnsi="Times New Roman" w:cs="Times New Roman"/>
+          <w:b w:val="0"/>
+          <w:bCs w:val="0"/>
+          <w:sz w:val="28"/>
+          <w:szCs w:val="28"/>
+          <w:lang w:val="en-US"/>
+        </w:rPr>
+        <w:t>3.  Рындюк, В. А. Методы и средства защиты информации : учебно-методическое пособие / В. А. Рындюк. – Санкт-Петербург : ГУАП, 2021. – 86 с.</w:t>
+      </w:r>
+    </w:p>
+    <w:p>
+      <w:pPr>
+        <w:keepNext w:val="0"/>
+        <w:keepLines w:val="0"/>
+        <w:pageBreakBefore w:val="0"/>
+        <w:widowControl/>
+        <w:kinsoku/>
+        <w:wordWrap/>
+        <w:overflowPunct/>
+        <w:topLinePunct w:val="0"/>
+        <w:autoSpaceDE/>
+        <w:autoSpaceDN/>
+        <w:bidi w:val="0"/>
+        <w:adjustRightInd/>
+        <w:snapToGrid/>
+        <w:spacing w:line="360" w:lineRule="auto"/>
+        <w:ind w:firstLine="708" w:firstLineChars="0"/>
+        <w:jc w:val="both"/>
+        <w:textAlignment w:val="auto"/>
+        <w:rPr>
+          <w:rFonts w:hint="default" w:ascii="Times New Roman" w:hAnsi="Times New Roman" w:cs="Times New Roman"/>
+          <w:b w:val="0"/>
+          <w:bCs w:val="0"/>
+          <w:sz w:val="28"/>
+          <w:szCs w:val="28"/>
+          <w:lang w:val="en-US"/>
+        </w:rPr>
+      </w:pPr>
+      <w:r>
+        <w:rPr>
+          <w:rFonts w:hint="default" w:ascii="Times New Roman" w:hAnsi="Times New Roman" w:cs="Times New Roman"/>
+          <w:b w:val="0"/>
+          <w:bCs w:val="0"/>
+          <w:sz w:val="28"/>
+          <w:szCs w:val="28"/>
+          <w:lang w:val="en-US"/>
+        </w:rPr>
+        <w:t>4.  Российская Федерация. Законы. Об информации, информационных технологиях и о защите информации : Федеральный закон от 27 июля 2006 г. № 149-ФЗ. – Москва, 2006.</w:t>
+      </w:r>
+    </w:p>
+    <w:p>
+      <w:pPr>
+        <w:keepNext w:val="0"/>
+        <w:keepLines w:val="0"/>
+        <w:pageBreakBefore w:val="0"/>
+        <w:widowControl/>
+        <w:kinsoku/>
+        <w:wordWrap/>
+        <w:overflowPunct/>
+        <w:topLinePunct w:val="0"/>
+        <w:autoSpaceDE/>
+        <w:autoSpaceDN/>
+        <w:bidi w:val="0"/>
+        <w:adjustRightInd/>
+        <w:snapToGrid/>
+        <w:spacing w:line="360" w:lineRule="auto"/>
+        <w:ind w:firstLine="708" w:firstLineChars="0"/>
+        <w:jc w:val="both"/>
+        <w:textAlignment w:val="auto"/>
+        <w:rPr>
+          <w:rFonts w:hint="default" w:ascii="Times New Roman" w:hAnsi="Times New Roman" w:cs="Times New Roman"/>
+          <w:b w:val="0"/>
+          <w:bCs w:val="0"/>
+          <w:sz w:val="28"/>
+          <w:szCs w:val="28"/>
+          <w:lang w:val="en-US"/>
+        </w:rPr>
+      </w:pPr>
     </w:p>
     <w:sectPr>
       <w:pgSz w:w="11906" w:h="16838"/>
@@ -2296,6 +4455,67 @@
       </w:rPr>
     </w:lvl>
   </w:abstractNum>
+  <w:abstractNum w:abstractNumId="10">
+    <w:nsid w:val="3B8586EC"/>
+    <w:multiLevelType w:val="singleLevel"/>
+    <w:tmpl w:val="3B8586EC"/>
+    <w:lvl w:ilvl="0" w:tentative="0">
+      <w:start w:val="1"/>
+      <w:numFmt w:val="bullet"/>
+      <w:lvlText w:val="̶"/>
+      <w:lvlJc w:val="left"/>
+      <w:pPr>
+        <w:tabs>
+          <w:tab w:val="left" w:pos="420"/>
+        </w:tabs>
+        <w:ind w:left="420" w:leftChars="0" w:hanging="420" w:firstLineChars="0"/>
+      </w:pPr>
+      <w:rPr>
+        <w:rFonts w:hint="default" w:ascii="Times New Roman" w:hAnsi="Times New Roman" w:cs="Times New Roman"/>
+      </w:rPr>
+    </w:lvl>
+  </w:abstractNum>
+  <w:abstractNum w:abstractNumId="11">
+    <w:nsid w:val="480A930A"/>
+    <w:multiLevelType w:val="singleLevel"/>
+    <w:tmpl w:val="480A930A"/>
+    <w:lvl w:ilvl="0" w:tentative="0">
+      <w:start w:val="1"/>
+      <w:numFmt w:val="bullet"/>
+      <w:lvlText w:val=""/>
+      <w:lvlJc w:val="left"/>
+      <w:pPr>
+        <w:tabs>
+          <w:tab w:val="left" w:pos="420"/>
+        </w:tabs>
+        <w:ind w:left="1220" w:leftChars="0" w:hanging="420" w:firstLineChars="0"/>
+      </w:pPr>
+      <w:rPr>
+        <w:rFonts w:hint="default" w:ascii="Wingdings" w:hAnsi="Wingdings" w:cs="Wingdings"/>
+        <w:sz w:val="16"/>
+      </w:rPr>
+    </w:lvl>
+  </w:abstractNum>
+  <w:abstractNum w:abstractNumId="12">
+    <w:nsid w:val="6E2A3B11"/>
+    <w:multiLevelType w:val="singleLevel"/>
+    <w:tmpl w:val="6E2A3B11"/>
+    <w:lvl w:ilvl="0" w:tentative="0">
+      <w:start w:val="1"/>
+      <w:numFmt w:val="decimal"/>
+      <w:lvlText w:val="%1."/>
+      <w:lvlJc w:val="left"/>
+      <w:pPr>
+        <w:tabs>
+          <w:tab w:val="left" w:pos="425"/>
+        </w:tabs>
+        <w:ind w:left="825" w:leftChars="0" w:hanging="425" w:firstLineChars="0"/>
+      </w:pPr>
+      <w:rPr>
+        <w:rFonts w:hint="default"/>
+      </w:rPr>
+    </w:lvl>
+  </w:abstractNum>
   <w:num w:numId="1">
     <w:abstractNumId w:val="0"/>
   </w:num>
@@ -2326,6 +4546,15 @@
   <w:num w:numId="10">
     <w:abstractNumId w:val="3"/>
   </w:num>
+  <w:num w:numId="11">
+    <w:abstractNumId w:val="12"/>
+  </w:num>
+  <w:num w:numId="12">
+    <w:abstractNumId w:val="10"/>
+  </w:num>
+  <w:num w:numId="13">
+    <w:abstractNumId w:val="11"/>
+  </w:num>
 </w:numbering>
 </file>
 
@@ -2361,8 +4590,8 @@
     <w:lsdException w:qFormat="1" w:unhideWhenUsed="0" w:uiPriority="0" w:semiHidden="0" w:name="index 9"/>
     <w:lsdException w:qFormat="1" w:unhideWhenUsed="0" w:uiPriority="0" w:semiHidden="0" w:name="toc 1"/>
     <w:lsdException w:qFormat="1" w:unhideWhenUsed="0" w:uiPriority="0" w:semiHidden="0" w:name="toc 2"/>
-    <w:lsdException w:unhideWhenUsed="0" w:uiPriority="0" w:semiHidden="0" w:name="toc 3"/>
-    <w:lsdException w:unhideWhenUsed="0" w:uiPriority="0" w:semiHidden="0" w:name="toc 4"/>
+    <w:lsdException w:qFormat="1" w:unhideWhenUsed="0" w:uiPriority="0" w:semiHidden="0" w:name="toc 3"/>
+    <w:lsdException w:qFormat="1" w:unhideWhenUsed="0" w:uiPriority="0" w:semiHidden="0" w:name="toc 4"/>
     <w:lsdException w:qFormat="1" w:unhideWhenUsed="0" w:uiPriority="0" w:semiHidden="0" w:name="toc 5"/>
     <w:lsdException w:qFormat="1" w:unhideWhenUsed="0" w:uiPriority="0" w:semiHidden="0" w:name="toc 6"/>
     <w:lsdException w:qFormat="1" w:unhideWhenUsed="0" w:uiPriority="0" w:semiHidden="0" w:name="toc 7"/>
@@ -2378,7 +4607,7 @@
     <w:lsdException w:qFormat="1" w:unhideWhenUsed="0" w:uiPriority="0" w:semiHidden="0" w:name="table of figures"/>
     <w:lsdException w:qFormat="1" w:unhideWhenUsed="0" w:uiPriority="0" w:semiHidden="0" w:name="envelope address"/>
     <w:lsdException w:qFormat="1" w:unhideWhenUsed="0" w:uiPriority="0" w:semiHidden="0" w:name="envelope return"/>
-    <w:lsdException w:unhideWhenUsed="0" w:uiPriority="0" w:semiHidden="0" w:name="footnote reference"/>
+    <w:lsdException w:qFormat="1" w:unhideWhenUsed="0" w:uiPriority="0" w:semiHidden="0" w:name="footnote reference"/>
     <w:lsdException w:qFormat="1" w:unhideWhenUsed="0" w:uiPriority="0" w:semiHidden="0" w:name="annotation reference"/>
     <w:lsdException w:qFormat="1" w:unhideWhenUsed="0" w:uiPriority="0" w:semiHidden="0" w:name="line number"/>
     <w:lsdException w:qFormat="1" w:unhideWhenUsed="0" w:uiPriority="0" w:semiHidden="0" w:name="page number"/>
@@ -2397,7 +4626,7 @@
     <w:lsdException w:qFormat="1" w:unhideWhenUsed="0" w:uiPriority="0" w:semiHidden="0" w:name="List Bullet 2"/>
     <w:lsdException w:unhideWhenUsed="0" w:uiPriority="0" w:semiHidden="0" w:name="List Bullet 3"/>
     <w:lsdException w:qFormat="1" w:unhideWhenUsed="0" w:uiPriority="0" w:semiHidden="0" w:name="List Bullet 4"/>
-    <w:lsdException w:unhideWhenUsed="0" w:uiPriority="0" w:semiHidden="0" w:name="List Bullet 5"/>
+    <w:lsdException w:qFormat="1" w:unhideWhenUsed="0" w:uiPriority="0" w:semiHidden="0" w:name="List Bullet 5"/>
     <w:lsdException w:qFormat="1" w:unhideWhenUsed="0" w:uiPriority="0" w:semiHidden="0" w:name="List Number 2"/>
     <w:lsdException w:qFormat="1" w:unhideWhenUsed="0" w:uiPriority="0" w:semiHidden="0" w:name="List Number 3"/>
     <w:lsdException w:qFormat="1" w:unhideWhenUsed="0" w:uiPriority="0" w:semiHidden="0" w:name="List Number 4"/>
@@ -2407,7 +4636,7 @@
     <w:lsdException w:qFormat="1" w:unhideWhenUsed="0" w:uiPriority="0" w:semiHidden="0" w:name="Signature"/>
     <w:lsdException w:qFormat="1" w:unhideWhenUsed="0" w:uiPriority="0" w:name="Default Paragraph Font"/>
     <w:lsdException w:qFormat="1" w:unhideWhenUsed="0" w:uiPriority="0" w:semiHidden="0" w:name="Body Text"/>
-    <w:lsdException w:unhideWhenUsed="0" w:uiPriority="0" w:semiHidden="0" w:name="Body Text Indent"/>
+    <w:lsdException w:qFormat="1" w:unhideWhenUsed="0" w:uiPriority="0" w:semiHidden="0" w:name="Body Text Indent"/>
     <w:lsdException w:qFormat="1" w:unhideWhenUsed="0" w:uiPriority="0" w:semiHidden="0" w:name="List Continue"/>
     <w:lsdException w:qFormat="1" w:unhideWhenUsed="0" w:uiPriority="0" w:semiHidden="0" w:name="List Continue 2"/>
     <w:lsdException w:qFormat="1" w:unhideWhenUsed="0" w:uiPriority="0" w:semiHidden="0" w:name="List Continue 3"/>
@@ -2416,10 +4645,10 @@
     <w:lsdException w:qFormat="1" w:unhideWhenUsed="0" w:uiPriority="0" w:semiHidden="0" w:name="Message Header"/>
     <w:lsdException w:qFormat="1" w:unhideWhenUsed="0" w:uiPriority="0" w:semiHidden="0" w:name="Subtitle"/>
     <w:lsdException w:qFormat="1" w:unhideWhenUsed="0" w:uiPriority="0" w:semiHidden="0" w:name="Salutation"/>
-    <w:lsdException w:unhideWhenUsed="0" w:uiPriority="0" w:semiHidden="0" w:name="Date"/>
+    <w:lsdException w:qFormat="1" w:unhideWhenUsed="0" w:uiPriority="0" w:semiHidden="0" w:name="Date"/>
     <w:lsdException w:qFormat="1" w:unhideWhenUsed="0" w:uiPriority="0" w:semiHidden="0" w:name="Body Text First Indent"/>
-    <w:lsdException w:unhideWhenUsed="0" w:uiPriority="0" w:semiHidden="0" w:name="Body Text First Indent 2"/>
-    <w:lsdException w:unhideWhenUsed="0" w:uiPriority="0" w:semiHidden="0" w:name="Note Heading"/>
+    <w:lsdException w:qFormat="1" w:unhideWhenUsed="0" w:uiPriority="0" w:semiHidden="0" w:name="Body Text First Indent 2"/>
+    <w:lsdException w:qFormat="1" w:unhideWhenUsed="0" w:uiPriority="0" w:semiHidden="0" w:name="Note Heading"/>
     <w:lsdException w:qFormat="1" w:unhideWhenUsed="0" w:uiPriority="0" w:semiHidden="0" w:name="Body Text 2"/>
     <w:lsdException w:unhideWhenUsed="0" w:uiPriority="0" w:semiHidden="0" w:name="Body Text 3"/>
     <w:lsdException w:qFormat="1" w:unhideWhenUsed="0" w:uiPriority="0" w:semiHidden="0" w:name="Body Text Indent 2"/>
@@ -2734,6 +4963,7 @@
   <w:style w:type="character" w:styleId="15">
     <w:name w:val="footnote reference"/>
     <w:basedOn w:val="11"/>
+    <w:qFormat/>
     <w:uiPriority w:val="0"/>
     <w:rPr>
       <w:vertAlign w:val="superscript"/>
@@ -3323,6 +5553,7 @@
     <w:name w:val="toc 3"/>
     <w:basedOn w:val="1"/>
     <w:next w:val="1"/>
+    <w:qFormat/>
     <w:uiPriority w:val="0"/>
     <w:pPr>
       <w:ind w:left="840" w:leftChars="400"/>
@@ -3342,6 +5573,7 @@
     <w:name w:val="toc 4"/>
     <w:basedOn w:val="1"/>
     <w:next w:val="1"/>
+    <w:qFormat/>
     <w:uiPriority w:val="0"/>
     <w:pPr>
       <w:ind w:left="1260" w:leftChars="600"/>
@@ -3361,17 +5593,20 @@
     <w:name w:val="Note Heading"/>
     <w:basedOn w:val="1"/>
     <w:next w:val="1"/>
+    <w:qFormat/>
     <w:uiPriority w:val="0"/>
   </w:style>
   <w:style w:type="paragraph" w:styleId="76">
     <w:name w:val="Date"/>
     <w:basedOn w:val="1"/>
     <w:next w:val="1"/>
+    <w:qFormat/>
     <w:uiPriority w:val="0"/>
   </w:style>
   <w:style w:type="paragraph" w:styleId="77">
     <w:name w:val="List Bullet 5"/>
     <w:basedOn w:val="1"/>
+    <w:qFormat/>
     <w:uiPriority w:val="0"/>
     <w:pPr>
       <w:numPr>
@@ -3392,6 +5627,7 @@
   <w:style w:type="paragraph" w:styleId="79">
     <w:name w:val="Body Text First Indent 2"/>
     <w:basedOn w:val="80"/>
+    <w:qFormat/>
     <w:uiPriority w:val="0"/>
     <w:pPr>
       <w:ind w:firstLine="210"/>
@@ -3400,6 +5636,7 @@
   <w:style w:type="paragraph" w:styleId="80">
     <w:name w:val="Body Text Indent"/>
     <w:basedOn w:val="1"/>
+    <w:qFormat/>
     <w:uiPriority w:val="0"/>
     <w:pPr>
       <w:spacing w:after="120"/>
@@ -7712,6 +9949,7 @@
   </w:style>
   <w:style w:type="paragraph" w:customStyle="1" w:styleId="155">
     <w:name w:val="WPSOffice手动目录 2"/>
+    <w:qFormat/>
     <w:uiPriority w:val="0"/>
     <w:pPr>
       <w:ind w:leftChars="200"/>
